--- a/tardykiosk.docx
+++ b/tardykiosk.docx
@@ -12,14 +12,14 @@
           <w:sz w:val="18"/>
           <w:szCs w:val="18"/>
         </w:rPr>
-        <w:t>v: 1.1.</w:t>
+        <w:t>v: 1.1.2</w:t>
       </w:r>
       <w:r>
         <w:rPr>
           <w:sz w:val="18"/>
           <w:szCs w:val="18"/>
         </w:rPr>
-        <w:t>20</w:t>
+        <w:t>1</w:t>
       </w:r>
     </w:p>
     <w:p>
@@ -69,7 +69,6 @@
         <w:jc w:val="center"/>
         <w:rPr>
           <w:b/>
-          <w:b/>
           <w:bCs/>
           <w:sz w:val="32"/>
           <w:szCs w:val="32"/>
@@ -213,10 +212,9 @@
     </w:p>
     <w:p>
       <w:pPr>
-        <w:pStyle w:val="TextBody"/>
-        <w:rPr>
-          <w:rFonts w:ascii="Arial;Helvetica;Verdana;sans-se" w:hAnsi="Arial;Helvetica;Verdana;sans-se"/>
-          <w:b/>
+        <w:pStyle w:val="BodyText"/>
+        <w:rPr>
+          <w:rFonts w:ascii="Arial;Helvetica;Verdana;sans-se" w:hAnsi="Arial;Helvetica;Verdana;sans-se"/>
           <w:b/>
           <w:color w:val="000000"/>
           <w:sz w:val="17"/>
@@ -236,7 +234,7 @@
     </w:p>
     <w:p>
       <w:pPr>
-        <w:pStyle w:val="TextBody"/>
+        <w:pStyle w:val="BodyText"/>
         <w:numPr>
           <w:ilvl w:val="0"/>
           <w:numId w:val="1"/>
@@ -270,7 +268,7 @@
     </w:p>
     <w:p>
       <w:pPr>
-        <w:pStyle w:val="TextBody"/>
+        <w:pStyle w:val="BodyText"/>
         <w:numPr>
           <w:ilvl w:val="0"/>
           <w:numId w:val="1"/>
@@ -304,7 +302,7 @@
     </w:p>
     <w:p>
       <w:pPr>
-        <w:pStyle w:val="TextBody"/>
+        <w:pStyle w:val="BodyText"/>
         <w:numPr>
           <w:ilvl w:val="0"/>
           <w:numId w:val="1"/>
@@ -338,7 +336,7 @@
     </w:p>
     <w:p>
       <w:pPr>
-        <w:pStyle w:val="TextBody"/>
+        <w:pStyle w:val="BodyText"/>
         <w:numPr>
           <w:ilvl w:val="0"/>
           <w:numId w:val="1"/>
@@ -372,7 +370,7 @@
     </w:p>
     <w:p>
       <w:pPr>
-        <w:pStyle w:val="TextBody"/>
+        <w:pStyle w:val="BodyText"/>
         <w:numPr>
           <w:ilvl w:val="0"/>
           <w:numId w:val="1"/>
@@ -406,7 +404,7 @@
     </w:p>
     <w:p>
       <w:pPr>
-        <w:pStyle w:val="TextBody"/>
+        <w:pStyle w:val="BodyText"/>
         <w:numPr>
           <w:ilvl w:val="0"/>
           <w:numId w:val="1"/>
@@ -440,7 +438,7 @@
     </w:p>
     <w:p>
       <w:pPr>
-        <w:pStyle w:val="TextBody"/>
+        <w:pStyle w:val="BodyText"/>
         <w:numPr>
           <w:ilvl w:val="0"/>
           <w:numId w:val="1"/>
@@ -463,7 +461,7 @@
     </w:p>
     <w:p>
       <w:pPr>
-        <w:pStyle w:val="TextBody"/>
+        <w:pStyle w:val="BodyText"/>
         <w:numPr>
           <w:ilvl w:val="0"/>
           <w:numId w:val="1"/>
@@ -505,7 +503,7 @@
     </w:p>
     <w:p>
       <w:pPr>
-        <w:pStyle w:val="TextBody"/>
+        <w:pStyle w:val="BodyText"/>
         <w:numPr>
           <w:ilvl w:val="0"/>
           <w:numId w:val="1"/>
@@ -539,7 +537,7 @@
     </w:p>
     <w:p>
       <w:pPr>
-        <w:pStyle w:val="TextBody"/>
+        <w:pStyle w:val="BodyText"/>
         <w:numPr>
           <w:ilvl w:val="0"/>
           <w:numId w:val="1"/>
@@ -578,7 +576,7 @@
     </w:p>
     <w:p>
       <w:pPr>
-        <w:pStyle w:val="TextBody"/>
+        <w:pStyle w:val="BodyText"/>
         <w:numPr>
           <w:ilvl w:val="0"/>
           <w:numId w:val="1"/>
@@ -617,7 +615,7 @@
     </w:p>
     <w:p>
       <w:pPr>
-        <w:pStyle w:val="TextBody"/>
+        <w:pStyle w:val="BodyText"/>
         <w:numPr>
           <w:ilvl w:val="0"/>
           <w:numId w:val="1"/>
@@ -651,7 +649,7 @@
     </w:p>
     <w:p>
       <w:pPr>
-        <w:pStyle w:val="TextBody"/>
+        <w:pStyle w:val="BodyText"/>
         <w:numPr>
           <w:ilvl w:val="0"/>
           <w:numId w:val="1"/>
@@ -685,7 +683,7 @@
     </w:p>
     <w:p>
       <w:pPr>
-        <w:pStyle w:val="TextBody"/>
+        <w:pStyle w:val="BodyText"/>
         <w:numPr>
           <w:ilvl w:val="0"/>
           <w:numId w:val="1"/>
@@ -719,7 +717,7 @@
     </w:p>
     <w:p>
       <w:pPr>
-        <w:pStyle w:val="TextBody"/>
+        <w:pStyle w:val="BodyText"/>
         <w:numPr>
           <w:ilvl w:val="0"/>
           <w:numId w:val="1"/>
@@ -753,7 +751,7 @@
     </w:p>
     <w:p>
       <w:pPr>
-        <w:pStyle w:val="TextBody"/>
+        <w:pStyle w:val="BodyText"/>
         <w:numPr>
           <w:ilvl w:val="0"/>
           <w:numId w:val="1"/>
@@ -776,7 +774,7 @@
     </w:p>
     <w:p>
       <w:pPr>
-        <w:pStyle w:val="TextBody"/>
+        <w:pStyle w:val="BodyText"/>
         <w:numPr>
           <w:ilvl w:val="0"/>
           <w:numId w:val="1"/>
@@ -799,7 +797,7 @@
     </w:p>
     <w:p>
       <w:pPr>
-        <w:pStyle w:val="TextBody"/>
+        <w:pStyle w:val="BodyText"/>
         <w:numPr>
           <w:ilvl w:val="0"/>
           <w:numId w:val="1"/>
@@ -822,7 +820,7 @@
     </w:p>
     <w:p>
       <w:pPr>
-        <w:pStyle w:val="TextBody"/>
+        <w:pStyle w:val="BodyText"/>
         <w:numPr>
           <w:ilvl w:val="0"/>
           <w:numId w:val="1"/>
@@ -845,7 +843,7 @@
     </w:p>
     <w:p>
       <w:pPr>
-        <w:pStyle w:val="TextBody"/>
+        <w:pStyle w:val="BodyText"/>
         <w:numPr>
           <w:ilvl w:val="0"/>
           <w:numId w:val="1"/>
@@ -868,7 +866,7 @@
     </w:p>
     <w:p>
       <w:pPr>
-        <w:pStyle w:val="TextBody"/>
+        <w:pStyle w:val="BodyText"/>
         <w:numPr>
           <w:ilvl w:val="0"/>
           <w:numId w:val="1"/>
@@ -878,7 +876,7 @@
           <w:tab w:val="left" w:pos="0" w:leader="none"/>
         </w:tabs>
         <w:spacing w:before="0" w:after="0"/>
-        <w:ind w:left="264" w:right="132" w:hanging="0"/>
+        <w:ind w:hanging="0" w:left="264" w:right="132"/>
         <w:rPr/>
       </w:pPr>
       <w:r>
@@ -892,7 +890,7 @@
     </w:p>
     <w:p>
       <w:pPr>
-        <w:pStyle w:val="TextBody"/>
+        <w:pStyle w:val="BodyText"/>
         <w:numPr>
           <w:ilvl w:val="0"/>
           <w:numId w:val="1"/>
@@ -902,7 +900,7 @@
           <w:tab w:val="left" w:pos="0" w:leader="none"/>
         </w:tabs>
         <w:spacing w:before="0" w:after="0"/>
-        <w:ind w:left="264" w:right="132" w:hanging="0"/>
+        <w:ind w:hanging="0" w:left="264" w:right="132"/>
         <w:rPr>
           <w:rFonts w:ascii="Arial;Helvetica;Verdana;sans-se" w:hAnsi="Arial;Helvetica;Verdana;sans-se"/>
           <w:color w:val="000000"/>
@@ -924,7 +922,6 @@
         <w:rPr>
           <w:rFonts w:ascii="Arial;Helvetica;Verdana;sans-se" w:hAnsi="Arial;Helvetica;Verdana;sans-se"/>
           <w:b/>
-          <w:b/>
           <w:color w:val="FF0000"/>
         </w:rPr>
       </w:pPr>
@@ -956,7 +953,7 @@
     </w:p>
     <w:p>
       <w:pPr>
-        <w:pStyle w:val="TextBody"/>
+        <w:pStyle w:val="BodyText"/>
         <w:shd w:val="clear" w:color="auto" w:fill="FFFFFF"/>
         <w:spacing w:before="0" w:after="0"/>
         <w:rPr>
@@ -987,7 +984,7 @@
     </w:p>
     <w:p>
       <w:pPr>
-        <w:pStyle w:val="TextBody"/>
+        <w:pStyle w:val="BodyText"/>
         <w:numPr>
           <w:ilvl w:val="0"/>
           <w:numId w:val="2"/>
@@ -997,7 +994,7 @@
           <w:tab w:val="left" w:pos="0" w:leader="none"/>
         </w:tabs>
         <w:spacing w:before="0" w:after="0"/>
-        <w:ind w:left="462" w:right="132" w:hanging="0"/>
+        <w:ind w:hanging="0" w:left="462" w:right="132"/>
         <w:rPr>
           <w:rFonts w:ascii="Arial;Helvetica;Verdana;sans-se" w:hAnsi="Arial;Helvetica;Verdana;sans-se"/>
           <w:color w:val="000000"/>
@@ -1023,7 +1020,7 @@
     </w:p>
     <w:p>
       <w:pPr>
-        <w:pStyle w:val="TextBody"/>
+        <w:pStyle w:val="BodyText"/>
         <w:numPr>
           <w:ilvl w:val="0"/>
           <w:numId w:val="2"/>
@@ -1033,7 +1030,7 @@
           <w:tab w:val="left" w:pos="0" w:leader="none"/>
         </w:tabs>
         <w:spacing w:before="0" w:after="0"/>
-        <w:ind w:left="462" w:right="132" w:hanging="0"/>
+        <w:ind w:hanging="0" w:left="462" w:right="132"/>
         <w:rPr>
           <w:rFonts w:ascii="Arial;Helvetica;Verdana;sans-se" w:hAnsi="Arial;Helvetica;Verdana;sans-se"/>
           <w:color w:val="000000"/>
@@ -1059,7 +1056,7 @@
     </w:p>
     <w:p>
       <w:pPr>
-        <w:pStyle w:val="TextBody"/>
+        <w:pStyle w:val="BodyText"/>
         <w:numPr>
           <w:ilvl w:val="0"/>
           <w:numId w:val="2"/>
@@ -1069,7 +1066,7 @@
           <w:tab w:val="left" w:pos="0" w:leader="none"/>
         </w:tabs>
         <w:spacing w:before="0" w:after="0"/>
-        <w:ind w:left="462" w:right="132" w:hanging="0"/>
+        <w:ind w:hanging="0" w:left="462" w:right="132"/>
         <w:rPr>
           <w:rFonts w:ascii="Arial;Helvetica;Verdana;sans-se" w:hAnsi="Arial;Helvetica;Verdana;sans-se"/>
           <w:color w:val="000000"/>
@@ -1095,7 +1092,7 @@
     </w:p>
     <w:p>
       <w:pPr>
-        <w:pStyle w:val="TextBody"/>
+        <w:pStyle w:val="BodyText"/>
         <w:numPr>
           <w:ilvl w:val="0"/>
           <w:numId w:val="2"/>
@@ -1105,7 +1102,7 @@
           <w:tab w:val="left" w:pos="0" w:leader="none"/>
         </w:tabs>
         <w:spacing w:before="0" w:after="0"/>
-        <w:ind w:left="462" w:right="132" w:hanging="0"/>
+        <w:ind w:hanging="0" w:left="462" w:right="132"/>
         <w:rPr>
           <w:rFonts w:ascii="Arial;Helvetica;Verdana;sans-se" w:hAnsi="Arial;Helvetica;Verdana;sans-se"/>
           <w:color w:val="000000"/>
@@ -1131,7 +1128,7 @@
     </w:p>
     <w:p>
       <w:pPr>
-        <w:pStyle w:val="TextBody"/>
+        <w:pStyle w:val="BodyText"/>
         <w:numPr>
           <w:ilvl w:val="0"/>
           <w:numId w:val="2"/>
@@ -1141,7 +1138,7 @@
           <w:tab w:val="left" w:pos="0" w:leader="none"/>
         </w:tabs>
         <w:spacing w:before="0" w:after="0"/>
-        <w:ind w:left="462" w:right="132" w:hanging="0"/>
+        <w:ind w:hanging="0" w:left="462" w:right="132"/>
         <w:rPr>
           <w:rFonts w:ascii="Arial;Helvetica;Verdana;sans-se" w:hAnsi="Arial;Helvetica;Verdana;sans-se"/>
           <w:color w:val="000000"/>
@@ -1167,7 +1164,7 @@
     </w:p>
     <w:p>
       <w:pPr>
-        <w:pStyle w:val="TextBody"/>
+        <w:pStyle w:val="BodyText"/>
         <w:numPr>
           <w:ilvl w:val="0"/>
           <w:numId w:val="2"/>
@@ -1177,7 +1174,7 @@
           <w:tab w:val="left" w:pos="0" w:leader="none"/>
         </w:tabs>
         <w:spacing w:before="0" w:after="0"/>
-        <w:ind w:left="462" w:right="132" w:hanging="0"/>
+        <w:ind w:hanging="0" w:left="462" w:right="132"/>
         <w:rPr>
           <w:rFonts w:ascii="Arial;Helvetica;Verdana;sans-se" w:hAnsi="Arial;Helvetica;Verdana;sans-se"/>
           <w:color w:val="000000"/>
@@ -1203,7 +1200,7 @@
     </w:p>
     <w:p>
       <w:pPr>
-        <w:pStyle w:val="TextBody"/>
+        <w:pStyle w:val="BodyText"/>
         <w:numPr>
           <w:ilvl w:val="0"/>
           <w:numId w:val="2"/>
@@ -1213,7 +1210,7 @@
           <w:tab w:val="left" w:pos="0" w:leader="none"/>
         </w:tabs>
         <w:spacing w:before="0" w:after="0"/>
-        <w:ind w:left="462" w:right="132" w:hanging="0"/>
+        <w:ind w:hanging="0" w:left="462" w:right="132"/>
         <w:rPr>
           <w:rFonts w:ascii="Arial;Helvetica;Verdana;sans-se" w:hAnsi="Arial;Helvetica;Verdana;sans-se"/>
           <w:color w:val="000000"/>
@@ -1239,7 +1236,7 @@
     </w:p>
     <w:p>
       <w:pPr>
-        <w:pStyle w:val="TextBody"/>
+        <w:pStyle w:val="BodyText"/>
         <w:numPr>
           <w:ilvl w:val="0"/>
           <w:numId w:val="2"/>
@@ -1249,7 +1246,7 @@
           <w:tab w:val="left" w:pos="0" w:leader="none"/>
         </w:tabs>
         <w:spacing w:before="0" w:after="0"/>
-        <w:ind w:left="462" w:right="132" w:hanging="0"/>
+        <w:ind w:hanging="0" w:left="462" w:right="132"/>
         <w:rPr>
           <w:rFonts w:ascii="Arial;Helvetica;Verdana;sans-se" w:hAnsi="Arial;Helvetica;Verdana;sans-se"/>
           <w:color w:val="000000"/>
@@ -1275,7 +1272,7 @@
     </w:p>
     <w:p>
       <w:pPr>
-        <w:pStyle w:val="TextBody"/>
+        <w:pStyle w:val="BodyText"/>
         <w:numPr>
           <w:ilvl w:val="0"/>
           <w:numId w:val="2"/>
@@ -1285,7 +1282,7 @@
           <w:tab w:val="left" w:pos="0" w:leader="none"/>
         </w:tabs>
         <w:spacing w:before="0" w:after="0"/>
-        <w:ind w:left="462" w:right="132" w:hanging="0"/>
+        <w:ind w:hanging="0" w:left="462" w:right="132"/>
         <w:rPr>
           <w:rFonts w:ascii="Arial;Helvetica;Verdana;sans-se" w:hAnsi="Arial;Helvetica;Verdana;sans-se"/>
           <w:color w:val="000000"/>
@@ -1323,7 +1320,6 @@
         <w:pStyle w:val="Normal"/>
         <w:rPr>
           <w:rFonts w:ascii="Arial;Helvetica;Verdana;sans-se" w:hAnsi="Arial;Helvetica;Verdana;sans-se"/>
-          <w:b/>
           <w:b/>
           <w:color w:val="FF0000"/>
         </w:rPr>
@@ -1358,7 +1354,6 @@
         <w:rPr>
           <w:rFonts w:ascii="Arial;Helvetica;Verdana;sans-se" w:hAnsi="Arial;Helvetica;Verdana;sans-se"/>
           <w:b/>
-          <w:b/>
           <w:color w:val="FF0000"/>
           <w:sz w:val="20"/>
           <w:szCs w:val="20"/>
@@ -1380,7 +1375,6 @@
         <w:rPr>
           <w:rFonts w:ascii="Arial;Helvetica;Verdana;sans-se" w:hAnsi="Arial;Helvetica;Verdana;sans-se"/>
           <w:b/>
-          <w:b/>
           <w:color w:val="FF0000"/>
           <w:sz w:val="20"/>
           <w:szCs w:val="20"/>
@@ -1403,7 +1397,6 @@
         <w:rPr>
           <w:rFonts w:ascii="Arial;Helvetica;Verdana;sans-se" w:hAnsi="Arial;Helvetica;Verdana;sans-se"/>
           <w:b/>
-          <w:b/>
           <w:color w:val="FF0000"/>
           <w:sz w:val="20"/>
           <w:szCs w:val="20"/>
@@ -1425,7 +1418,6 @@
         <w:rPr>
           <w:rFonts w:ascii="Arial;Helvetica;Verdana;sans-se" w:hAnsi="Arial;Helvetica;Verdana;sans-se"/>
           <w:b/>
-          <w:b/>
           <w:color w:val="FF0000"/>
           <w:sz w:val="20"/>
           <w:szCs w:val="20"/>
@@ -1463,7 +1455,7 @@
     </w:p>
     <w:p>
       <w:pPr>
-        <w:pStyle w:val="TextBody"/>
+        <w:pStyle w:val="BodyText"/>
         <w:shd w:val="clear" w:color="auto" w:fill="FFFFFF"/>
         <w:spacing w:before="0" w:after="0"/>
         <w:rPr>
@@ -1485,7 +1477,7 @@
     </w:p>
     <w:p>
       <w:pPr>
-        <w:pStyle w:val="TextBody"/>
+        <w:pStyle w:val="BodyText"/>
         <w:shd w:val="clear" w:color="auto" w:fill="FFFFFF"/>
         <w:spacing w:before="0" w:after="0"/>
         <w:rPr>
@@ -1526,7 +1518,7 @@
     </w:p>
     <w:p>
       <w:pPr>
-        <w:pStyle w:val="TextBody"/>
+        <w:pStyle w:val="BodyText"/>
         <w:shd w:val="clear" w:color="auto" w:fill="FFFFFF"/>
         <w:spacing w:before="0" w:after="0"/>
         <w:rPr/>
@@ -1543,7 +1535,7 @@
       <w:hyperlink r:id="rId2">
         <w:r>
           <w:rPr>
-            <w:rStyle w:val="InternetLink"/>
+            <w:rStyle w:val="Hyperlink"/>
             <w:rFonts w:ascii="Arial;Helvetica;Verdana;sans-se" w:hAnsi="Arial;Helvetica;Verdana;sans-se"/>
             <w:color w:val="000000"/>
             <w:sz w:val="17"/>
@@ -1564,28 +1556,28 @@
     </w:p>
     <w:p>
       <w:pPr>
-        <w:pStyle w:val="TextBody"/>
-        <w:shd w:val="clear" w:color="auto" w:fill="FFFFFF"/>
-        <w:spacing w:before="0" w:after="0"/>
-        <w:rPr>
-          <w:rFonts w:ascii="Arial;Helvetica;Verdana;sans-se" w:hAnsi="Arial;Helvetica;Verdana;sans-se"/>
-          <w:color w:val="000000"/>
-          <w:sz w:val="17"/>
-          <w:szCs w:val="20"/>
-        </w:rPr>
-      </w:pPr>
-      <w:r>
-        <w:rPr>
-          <w:rFonts w:ascii="Arial;Helvetica;Verdana;sans-se" w:hAnsi="Arial;Helvetica;Verdana;sans-se"/>
-          <w:color w:val="000000"/>
-          <w:sz w:val="17"/>
-          <w:szCs w:val="20"/>
-        </w:rPr>
-      </w:r>
-    </w:p>
-    <w:p>
-      <w:pPr>
-        <w:pStyle w:val="TextBody"/>
+        <w:pStyle w:val="BodyText"/>
+        <w:shd w:val="clear" w:color="auto" w:fill="FFFFFF"/>
+        <w:spacing w:before="0" w:after="0"/>
+        <w:rPr>
+          <w:rFonts w:ascii="Arial;Helvetica;Verdana;sans-se" w:hAnsi="Arial;Helvetica;Verdana;sans-se"/>
+          <w:color w:val="000000"/>
+          <w:sz w:val="17"/>
+          <w:szCs w:val="20"/>
+        </w:rPr>
+      </w:pPr>
+      <w:r>
+        <w:rPr>
+          <w:rFonts w:ascii="Arial;Helvetica;Verdana;sans-se" w:hAnsi="Arial;Helvetica;Verdana;sans-se"/>
+          <w:color w:val="000000"/>
+          <w:sz w:val="17"/>
+          <w:szCs w:val="20"/>
+        </w:rPr>
+      </w:r>
+    </w:p>
+    <w:p>
+      <w:pPr>
+        <w:pStyle w:val="BodyText"/>
         <w:shd w:val="clear" w:color="auto" w:fill="FFFFFF"/>
         <w:spacing w:before="0" w:after="0"/>
         <w:rPr>
@@ -1607,28 +1599,28 @@
     </w:p>
     <w:p>
       <w:pPr>
-        <w:pStyle w:val="TextBody"/>
-        <w:shd w:val="clear" w:color="auto" w:fill="FFFFFF"/>
-        <w:spacing w:before="0" w:after="0"/>
-        <w:rPr>
-          <w:rFonts w:ascii="Arial;Helvetica;Verdana;sans-se" w:hAnsi="Arial;Helvetica;Verdana;sans-se"/>
-          <w:color w:val="000000"/>
-          <w:sz w:val="17"/>
-          <w:szCs w:val="20"/>
-        </w:rPr>
-      </w:pPr>
-      <w:r>
-        <w:rPr>
-          <w:rFonts w:ascii="Arial;Helvetica;Verdana;sans-se" w:hAnsi="Arial;Helvetica;Verdana;sans-se"/>
-          <w:color w:val="000000"/>
-          <w:sz w:val="17"/>
-          <w:szCs w:val="20"/>
-        </w:rPr>
-      </w:r>
-    </w:p>
-    <w:p>
-      <w:pPr>
-        <w:pStyle w:val="TextBody"/>
+        <w:pStyle w:val="BodyText"/>
+        <w:shd w:val="clear" w:color="auto" w:fill="FFFFFF"/>
+        <w:spacing w:before="0" w:after="0"/>
+        <w:rPr>
+          <w:rFonts w:ascii="Arial;Helvetica;Verdana;sans-se" w:hAnsi="Arial;Helvetica;Verdana;sans-se"/>
+          <w:color w:val="000000"/>
+          <w:sz w:val="17"/>
+          <w:szCs w:val="20"/>
+        </w:rPr>
+      </w:pPr>
+      <w:r>
+        <w:rPr>
+          <w:rFonts w:ascii="Arial;Helvetica;Verdana;sans-se" w:hAnsi="Arial;Helvetica;Verdana;sans-se"/>
+          <w:color w:val="000000"/>
+          <w:sz w:val="17"/>
+          <w:szCs w:val="20"/>
+        </w:rPr>
+      </w:r>
+    </w:p>
+    <w:p>
+      <w:pPr>
+        <w:pStyle w:val="BodyText"/>
         <w:shd w:val="clear" w:color="auto" w:fill="FFFFFF"/>
         <w:spacing w:before="0" w:after="0"/>
         <w:rPr>
@@ -1650,7 +1642,7 @@
     </w:p>
     <w:p>
       <w:pPr>
-        <w:pStyle w:val="TextBody"/>
+        <w:pStyle w:val="BodyText"/>
         <w:shd w:val="clear" w:color="auto" w:fill="FFFFFF"/>
         <w:spacing w:before="0" w:after="0"/>
         <w:rPr>
@@ -1693,12 +1685,11 @@
     </w:p>
     <w:p>
       <w:pPr>
-        <w:pStyle w:val="TextBody"/>
-        <w:shd w:val="clear" w:color="auto" w:fill="FFFFFF"/>
-        <w:spacing w:before="0" w:after="0"/>
-        <w:rPr>
-          <w:rFonts w:ascii="Arial;Helvetica;Verdana;sans-se" w:hAnsi="Arial;Helvetica;Verdana;sans-se"/>
-          <w:b/>
+        <w:pStyle w:val="BodyText"/>
+        <w:shd w:val="clear" w:color="auto" w:fill="FFFFFF"/>
+        <w:spacing w:before="0" w:after="0"/>
+        <w:rPr>
+          <w:rFonts w:ascii="Arial;Helvetica;Verdana;sans-se" w:hAnsi="Arial;Helvetica;Verdana;sans-se"/>
           <w:b/>
           <w:color w:val="000000"/>
           <w:sz w:val="29"/>
@@ -1717,12 +1708,11 @@
     </w:p>
     <w:p>
       <w:pPr>
-        <w:pStyle w:val="TextBody"/>
-        <w:shd w:val="clear" w:color="auto" w:fill="FFFFFF"/>
-        <w:spacing w:before="0" w:after="0"/>
-        <w:rPr>
-          <w:rFonts w:ascii="Arial;Helvetica;Verdana;sans-se" w:hAnsi="Arial;Helvetica;Verdana;sans-se"/>
-          <w:b/>
+        <w:pStyle w:val="BodyText"/>
+        <w:shd w:val="clear" w:color="auto" w:fill="FFFFFF"/>
+        <w:spacing w:before="0" w:after="0"/>
+        <w:rPr>
+          <w:rFonts w:ascii="Arial;Helvetica;Verdana;sans-se" w:hAnsi="Arial;Helvetica;Verdana;sans-se"/>
           <w:b/>
           <w:color w:val="000000"/>
           <w:sz w:val="29"/>
@@ -1776,6 +1766,7 @@
                     <a:prstGeom prst="rect">
                       <a:avLst/>
                     </a:prstGeom>
+                    <a:noFill/>
                   </pic:spPr>
                 </pic:pic>
               </a:graphicData>
@@ -1786,49 +1777,49 @@
     </w:p>
     <w:p>
       <w:pPr>
-        <w:pStyle w:val="TextBody"/>
-        <w:shd w:val="clear" w:color="auto" w:fill="FFFFFF"/>
-        <w:spacing w:before="0" w:after="0"/>
-        <w:rPr>
-          <w:rFonts w:ascii="Arial;Helvetica;Verdana;sans-se" w:hAnsi="Arial;Helvetica;Verdana;sans-se"/>
-          <w:color w:val="000000"/>
-          <w:sz w:val="17"/>
-          <w:szCs w:val="20"/>
-        </w:rPr>
-      </w:pPr>
-      <w:r>
-        <w:rPr>
-          <w:rFonts w:ascii="Arial;Helvetica;Verdana;sans-se" w:hAnsi="Arial;Helvetica;Verdana;sans-se"/>
-          <w:color w:val="000000"/>
-          <w:sz w:val="17"/>
-          <w:szCs w:val="20"/>
-        </w:rPr>
-      </w:r>
-    </w:p>
-    <w:p>
-      <w:pPr>
-        <w:pStyle w:val="TextBody"/>
-        <w:shd w:val="clear" w:color="auto" w:fill="FFFFFF"/>
-        <w:spacing w:before="0" w:after="0"/>
-        <w:rPr>
-          <w:rFonts w:ascii="Arial;Helvetica;Verdana;sans-se" w:hAnsi="Arial;Helvetica;Verdana;sans-se"/>
-          <w:color w:val="000000"/>
-          <w:sz w:val="17"/>
-          <w:szCs w:val="20"/>
-        </w:rPr>
-      </w:pPr>
-      <w:r>
-        <w:rPr>
-          <w:rFonts w:ascii="Arial;Helvetica;Verdana;sans-se" w:hAnsi="Arial;Helvetica;Verdana;sans-se"/>
-          <w:color w:val="000000"/>
-          <w:sz w:val="17"/>
-          <w:szCs w:val="20"/>
-        </w:rPr>
-      </w:r>
-    </w:p>
-    <w:p>
-      <w:pPr>
-        <w:pStyle w:val="TextBody"/>
+        <w:pStyle w:val="BodyText"/>
+        <w:shd w:val="clear" w:color="auto" w:fill="FFFFFF"/>
+        <w:spacing w:before="0" w:after="0"/>
+        <w:rPr>
+          <w:rFonts w:ascii="Arial;Helvetica;Verdana;sans-se" w:hAnsi="Arial;Helvetica;Verdana;sans-se"/>
+          <w:color w:val="000000"/>
+          <w:sz w:val="17"/>
+          <w:szCs w:val="20"/>
+        </w:rPr>
+      </w:pPr>
+      <w:r>
+        <w:rPr>
+          <w:rFonts w:ascii="Arial;Helvetica;Verdana;sans-se" w:hAnsi="Arial;Helvetica;Verdana;sans-se"/>
+          <w:color w:val="000000"/>
+          <w:sz w:val="17"/>
+          <w:szCs w:val="20"/>
+        </w:rPr>
+      </w:r>
+    </w:p>
+    <w:p>
+      <w:pPr>
+        <w:pStyle w:val="BodyText"/>
+        <w:shd w:val="clear" w:color="auto" w:fill="FFFFFF"/>
+        <w:spacing w:before="0" w:after="0"/>
+        <w:rPr>
+          <w:rFonts w:ascii="Arial;Helvetica;Verdana;sans-se" w:hAnsi="Arial;Helvetica;Verdana;sans-se"/>
+          <w:color w:val="000000"/>
+          <w:sz w:val="17"/>
+          <w:szCs w:val="20"/>
+        </w:rPr>
+      </w:pPr>
+      <w:r>
+        <w:rPr>
+          <w:rFonts w:ascii="Arial;Helvetica;Verdana;sans-se" w:hAnsi="Arial;Helvetica;Verdana;sans-se"/>
+          <w:color w:val="000000"/>
+          <w:sz w:val="17"/>
+          <w:szCs w:val="20"/>
+        </w:rPr>
+      </w:r>
+    </w:p>
+    <w:p>
+      <w:pPr>
+        <w:pStyle w:val="BodyText"/>
         <w:numPr>
           <w:ilvl w:val="0"/>
           <w:numId w:val="3"/>
@@ -1838,7 +1829,6 @@
         <w:rPr>
           <w:rFonts w:ascii="Arial;Helvetica;Verdana;sans-se" w:hAnsi="Arial;Helvetica;Verdana;sans-se"/>
           <w:b/>
-          <w:b/>
           <w:bCs/>
           <w:color w:val="000000"/>
           <w:sz w:val="17"/>
@@ -1869,7 +1859,7 @@
     </w:p>
     <w:p>
       <w:pPr>
-        <w:pStyle w:val="TextBody"/>
+        <w:pStyle w:val="BodyText"/>
         <w:numPr>
           <w:ilvl w:val="0"/>
           <w:numId w:val="3"/>
@@ -1878,7 +1868,6 @@
         <w:spacing w:before="0" w:after="0"/>
         <w:rPr>
           <w:rFonts w:ascii="Arial;Helvetica;Verdana;sans-se" w:hAnsi="Arial;Helvetica;Verdana;sans-se"/>
-          <w:b/>
           <w:b/>
           <w:bCs/>
           <w:color w:val="000000"/>
@@ -1931,7 +1920,7 @@
     </w:p>
     <w:p>
       <w:pPr>
-        <w:pStyle w:val="TextBody"/>
+        <w:pStyle w:val="BodyText"/>
         <w:numPr>
           <w:ilvl w:val="0"/>
           <w:numId w:val="3"/>
@@ -1941,7 +1930,6 @@
         <w:rPr>
           <w:rFonts w:ascii="Arial;Helvetica;Verdana;sans-se" w:hAnsi="Arial;Helvetica;Verdana;sans-se"/>
           <w:b/>
-          <w:b/>
           <w:bCs/>
           <w:color w:val="000000"/>
           <w:sz w:val="17"/>
@@ -1972,428 +1960,411 @@
     </w:p>
     <w:p>
       <w:pPr>
-        <w:pStyle w:val="TextBody"/>
-        <w:shd w:val="clear" w:color="auto" w:fill="FFFFFF"/>
-        <w:spacing w:before="0" w:after="0"/>
-        <w:rPr>
-          <w:rFonts w:ascii="Arial;Helvetica;Verdana;sans-se" w:hAnsi="Arial;Helvetica;Verdana;sans-se"/>
-          <w:b/>
-          <w:b/>
-          <w:bCs/>
-          <w:color w:val="000000"/>
-          <w:sz w:val="17"/>
-          <w:szCs w:val="20"/>
-        </w:rPr>
-      </w:pPr>
-      <w:r>
-        <w:rPr>
-          <w:rFonts w:ascii="Arial;Helvetica;Verdana;sans-se" w:hAnsi="Arial;Helvetica;Verdana;sans-se"/>
-          <w:b/>
-          <w:bCs/>
-          <w:color w:val="000000"/>
-          <w:sz w:val="17"/>
-          <w:szCs w:val="20"/>
-        </w:rPr>
-      </w:r>
-    </w:p>
-    <w:p>
-      <w:pPr>
-        <w:pStyle w:val="TextBody"/>
-        <w:shd w:val="clear" w:color="auto" w:fill="FFFFFF"/>
-        <w:spacing w:before="0" w:after="0"/>
-        <w:rPr>
-          <w:rFonts w:ascii="Arial;Helvetica;Verdana;sans-se" w:hAnsi="Arial;Helvetica;Verdana;sans-se"/>
-          <w:b/>
-          <w:b/>
-          <w:bCs/>
-          <w:color w:val="000000"/>
-          <w:sz w:val="17"/>
-          <w:szCs w:val="20"/>
-        </w:rPr>
-      </w:pPr>
-      <w:r>
-        <w:rPr>
-          <w:rFonts w:ascii="Arial;Helvetica;Verdana;sans-se" w:hAnsi="Arial;Helvetica;Verdana;sans-se"/>
-          <w:b/>
-          <w:bCs/>
-          <w:color w:val="000000"/>
-          <w:sz w:val="17"/>
-          <w:szCs w:val="20"/>
-        </w:rPr>
-      </w:r>
-    </w:p>
-    <w:p>
-      <w:pPr>
-        <w:pStyle w:val="TextBody"/>
-        <w:shd w:val="clear" w:color="auto" w:fill="FFFFFF"/>
-        <w:spacing w:before="0" w:after="0"/>
-        <w:rPr>
-          <w:rFonts w:ascii="Arial;Helvetica;Verdana;sans-se" w:hAnsi="Arial;Helvetica;Verdana;sans-se"/>
-          <w:b/>
-          <w:b/>
-          <w:bCs/>
-          <w:color w:val="000000"/>
-          <w:sz w:val="17"/>
-          <w:szCs w:val="20"/>
-        </w:rPr>
-      </w:pPr>
-      <w:r>
-        <w:rPr>
-          <w:rFonts w:ascii="Arial;Helvetica;Verdana;sans-se" w:hAnsi="Arial;Helvetica;Verdana;sans-se"/>
-          <w:b/>
-          <w:bCs/>
-          <w:color w:val="000000"/>
-          <w:sz w:val="17"/>
-          <w:szCs w:val="20"/>
-        </w:rPr>
-      </w:r>
-    </w:p>
-    <w:p>
-      <w:pPr>
-        <w:pStyle w:val="TextBody"/>
-        <w:shd w:val="clear" w:color="auto" w:fill="FFFFFF"/>
-        <w:spacing w:before="0" w:after="0"/>
-        <w:rPr>
-          <w:rFonts w:ascii="Arial;Helvetica;Verdana;sans-se" w:hAnsi="Arial;Helvetica;Verdana;sans-se"/>
-          <w:b/>
-          <w:b/>
-          <w:bCs/>
-          <w:color w:val="000000"/>
-          <w:sz w:val="17"/>
-          <w:szCs w:val="20"/>
-        </w:rPr>
-      </w:pPr>
-      <w:r>
-        <w:rPr>
-          <w:rFonts w:ascii="Arial;Helvetica;Verdana;sans-se" w:hAnsi="Arial;Helvetica;Verdana;sans-se"/>
-          <w:b/>
-          <w:bCs/>
-          <w:color w:val="000000"/>
-          <w:sz w:val="17"/>
-          <w:szCs w:val="20"/>
-        </w:rPr>
-      </w:r>
-    </w:p>
-    <w:p>
-      <w:pPr>
-        <w:pStyle w:val="TextBody"/>
-        <w:shd w:val="clear" w:color="auto" w:fill="FFFFFF"/>
-        <w:spacing w:before="0" w:after="0"/>
-        <w:rPr>
-          <w:rFonts w:ascii="Arial;Helvetica;Verdana;sans-se" w:hAnsi="Arial;Helvetica;Verdana;sans-se"/>
-          <w:b/>
-          <w:b/>
-          <w:bCs/>
-          <w:color w:val="000000"/>
-          <w:sz w:val="17"/>
-          <w:szCs w:val="20"/>
-        </w:rPr>
-      </w:pPr>
-      <w:r>
-        <w:rPr>
-          <w:rFonts w:ascii="Arial;Helvetica;Verdana;sans-se" w:hAnsi="Arial;Helvetica;Verdana;sans-se"/>
-          <w:b/>
-          <w:bCs/>
-          <w:color w:val="000000"/>
-          <w:sz w:val="17"/>
-          <w:szCs w:val="20"/>
-        </w:rPr>
-      </w:r>
-    </w:p>
-    <w:p>
-      <w:pPr>
-        <w:pStyle w:val="TextBody"/>
-        <w:shd w:val="clear" w:color="auto" w:fill="FFFFFF"/>
-        <w:spacing w:before="0" w:after="0"/>
-        <w:rPr>
-          <w:rFonts w:ascii="Arial;Helvetica;Verdana;sans-se" w:hAnsi="Arial;Helvetica;Verdana;sans-se"/>
-          <w:b/>
-          <w:b/>
-          <w:bCs/>
-          <w:color w:val="000000"/>
-          <w:sz w:val="17"/>
-          <w:szCs w:val="20"/>
-        </w:rPr>
-      </w:pPr>
-      <w:r>
-        <w:rPr>
-          <w:rFonts w:ascii="Arial;Helvetica;Verdana;sans-se" w:hAnsi="Arial;Helvetica;Verdana;sans-se"/>
-          <w:b/>
-          <w:bCs/>
-          <w:color w:val="000000"/>
-          <w:sz w:val="17"/>
-          <w:szCs w:val="20"/>
-        </w:rPr>
-      </w:r>
-    </w:p>
-    <w:p>
-      <w:pPr>
-        <w:pStyle w:val="TextBody"/>
-        <w:shd w:val="clear" w:color="auto" w:fill="FFFFFF"/>
-        <w:spacing w:before="0" w:after="0"/>
-        <w:rPr>
-          <w:rFonts w:ascii="Arial;Helvetica;Verdana;sans-se" w:hAnsi="Arial;Helvetica;Verdana;sans-se"/>
-          <w:b/>
-          <w:b/>
-          <w:bCs/>
-          <w:color w:val="000000"/>
-          <w:sz w:val="17"/>
-          <w:szCs w:val="20"/>
-        </w:rPr>
-      </w:pPr>
-      <w:r>
-        <w:rPr>
-          <w:rFonts w:ascii="Arial;Helvetica;Verdana;sans-se" w:hAnsi="Arial;Helvetica;Verdana;sans-se"/>
-          <w:b/>
-          <w:bCs/>
-          <w:color w:val="000000"/>
-          <w:sz w:val="17"/>
-          <w:szCs w:val="20"/>
-        </w:rPr>
-      </w:r>
-    </w:p>
-    <w:p>
-      <w:pPr>
-        <w:pStyle w:val="TextBody"/>
-        <w:shd w:val="clear" w:color="auto" w:fill="FFFFFF"/>
-        <w:spacing w:before="0" w:after="0"/>
-        <w:rPr>
-          <w:rFonts w:ascii="Arial;Helvetica;Verdana;sans-se" w:hAnsi="Arial;Helvetica;Verdana;sans-se"/>
-          <w:b/>
-          <w:b/>
-          <w:bCs/>
-          <w:color w:val="000000"/>
-          <w:sz w:val="17"/>
-          <w:szCs w:val="20"/>
-        </w:rPr>
-      </w:pPr>
-      <w:r>
-        <w:rPr>
-          <w:rFonts w:ascii="Arial;Helvetica;Verdana;sans-se" w:hAnsi="Arial;Helvetica;Verdana;sans-se"/>
-          <w:b/>
-          <w:bCs/>
-          <w:color w:val="000000"/>
-          <w:sz w:val="17"/>
-          <w:szCs w:val="20"/>
-        </w:rPr>
-      </w:r>
-    </w:p>
-    <w:p>
-      <w:pPr>
-        <w:pStyle w:val="TextBody"/>
-        <w:shd w:val="clear" w:color="auto" w:fill="FFFFFF"/>
-        <w:spacing w:before="0" w:after="0"/>
-        <w:rPr>
-          <w:rFonts w:ascii="Arial;Helvetica;Verdana;sans-se" w:hAnsi="Arial;Helvetica;Verdana;sans-se"/>
-          <w:b/>
-          <w:b/>
-          <w:bCs/>
-          <w:color w:val="000000"/>
-          <w:sz w:val="17"/>
-          <w:szCs w:val="20"/>
-        </w:rPr>
-      </w:pPr>
-      <w:r>
-        <w:rPr>
-          <w:rFonts w:ascii="Arial;Helvetica;Verdana;sans-se" w:hAnsi="Arial;Helvetica;Verdana;sans-se"/>
-          <w:b/>
-          <w:bCs/>
-          <w:color w:val="000000"/>
-          <w:sz w:val="17"/>
-          <w:szCs w:val="20"/>
-        </w:rPr>
-      </w:r>
-    </w:p>
-    <w:p>
-      <w:pPr>
-        <w:pStyle w:val="TextBody"/>
-        <w:shd w:val="clear" w:color="auto" w:fill="FFFFFF"/>
-        <w:spacing w:before="0" w:after="0"/>
-        <w:rPr>
-          <w:rFonts w:ascii="Arial;Helvetica;Verdana;sans-se" w:hAnsi="Arial;Helvetica;Verdana;sans-se"/>
-          <w:b/>
-          <w:b/>
-          <w:bCs/>
-          <w:color w:val="000000"/>
-          <w:sz w:val="17"/>
-          <w:szCs w:val="20"/>
-        </w:rPr>
-      </w:pPr>
-      <w:r>
-        <w:rPr>
-          <w:rFonts w:ascii="Arial;Helvetica;Verdana;sans-se" w:hAnsi="Arial;Helvetica;Verdana;sans-se"/>
-          <w:b/>
-          <w:bCs/>
-          <w:color w:val="000000"/>
-          <w:sz w:val="17"/>
-          <w:szCs w:val="20"/>
-        </w:rPr>
-      </w:r>
-    </w:p>
-    <w:p>
-      <w:pPr>
-        <w:pStyle w:val="TextBody"/>
-        <w:shd w:val="clear" w:color="auto" w:fill="FFFFFF"/>
-        <w:spacing w:before="0" w:after="0"/>
-        <w:rPr>
-          <w:rFonts w:ascii="Arial;Helvetica;Verdana;sans-se" w:hAnsi="Arial;Helvetica;Verdana;sans-se"/>
-          <w:b/>
-          <w:b/>
-          <w:bCs/>
-          <w:color w:val="000000"/>
-          <w:sz w:val="17"/>
-          <w:szCs w:val="20"/>
-        </w:rPr>
-      </w:pPr>
-      <w:r>
-        <w:rPr>
-          <w:rFonts w:ascii="Arial;Helvetica;Verdana;sans-se" w:hAnsi="Arial;Helvetica;Verdana;sans-se"/>
-          <w:b/>
-          <w:bCs/>
-          <w:color w:val="000000"/>
-          <w:sz w:val="17"/>
-          <w:szCs w:val="20"/>
-        </w:rPr>
-      </w:r>
-    </w:p>
-    <w:p>
-      <w:pPr>
-        <w:pStyle w:val="TextBody"/>
-        <w:shd w:val="clear" w:color="auto" w:fill="FFFFFF"/>
-        <w:spacing w:before="0" w:after="0"/>
-        <w:rPr>
-          <w:rFonts w:ascii="Arial;Helvetica;Verdana;sans-se" w:hAnsi="Arial;Helvetica;Verdana;sans-se"/>
-          <w:b/>
-          <w:b/>
-          <w:bCs/>
-          <w:color w:val="000000"/>
-          <w:sz w:val="17"/>
-          <w:szCs w:val="20"/>
-        </w:rPr>
-      </w:pPr>
-      <w:r>
-        <w:rPr>
-          <w:rFonts w:ascii="Arial;Helvetica;Verdana;sans-se" w:hAnsi="Arial;Helvetica;Verdana;sans-se"/>
-          <w:b/>
-          <w:bCs/>
-          <w:color w:val="000000"/>
-          <w:sz w:val="17"/>
-          <w:szCs w:val="20"/>
-        </w:rPr>
-      </w:r>
-    </w:p>
-    <w:p>
-      <w:pPr>
-        <w:pStyle w:val="TextBody"/>
-        <w:shd w:val="clear" w:color="auto" w:fill="FFFFFF"/>
-        <w:spacing w:before="0" w:after="0"/>
-        <w:rPr>
-          <w:rFonts w:ascii="Arial;Helvetica;Verdana;sans-se" w:hAnsi="Arial;Helvetica;Verdana;sans-se"/>
-          <w:b/>
-          <w:b/>
-          <w:bCs/>
-          <w:color w:val="000000"/>
-          <w:sz w:val="17"/>
-          <w:szCs w:val="20"/>
-        </w:rPr>
-      </w:pPr>
-      <w:r>
-        <w:rPr>
-          <w:rFonts w:ascii="Arial;Helvetica;Verdana;sans-se" w:hAnsi="Arial;Helvetica;Verdana;sans-se"/>
-          <w:b/>
-          <w:bCs/>
-          <w:color w:val="000000"/>
-          <w:sz w:val="17"/>
-          <w:szCs w:val="20"/>
-        </w:rPr>
-      </w:r>
-    </w:p>
-    <w:p>
-      <w:pPr>
-        <w:pStyle w:val="TextBody"/>
-        <w:shd w:val="clear" w:color="auto" w:fill="FFFFFF"/>
-        <w:spacing w:before="0" w:after="0"/>
-        <w:rPr>
-          <w:rFonts w:ascii="Arial;Helvetica;Verdana;sans-se" w:hAnsi="Arial;Helvetica;Verdana;sans-se"/>
-          <w:b/>
-          <w:b/>
-          <w:bCs/>
-          <w:color w:val="000000"/>
-          <w:sz w:val="17"/>
-          <w:szCs w:val="20"/>
-        </w:rPr>
-      </w:pPr>
-      <w:r>
-        <w:rPr>
-          <w:rFonts w:ascii="Arial;Helvetica;Verdana;sans-se" w:hAnsi="Arial;Helvetica;Verdana;sans-se"/>
-          <w:b/>
-          <w:bCs/>
-          <w:color w:val="000000"/>
-          <w:sz w:val="17"/>
-          <w:szCs w:val="20"/>
-        </w:rPr>
-      </w:r>
-    </w:p>
-    <w:p>
-      <w:pPr>
-        <w:pStyle w:val="TextBody"/>
-        <w:shd w:val="clear" w:color="auto" w:fill="FFFFFF"/>
-        <w:spacing w:before="0" w:after="0"/>
-        <w:rPr>
-          <w:rFonts w:ascii="Arial;Helvetica;Verdana;sans-se" w:hAnsi="Arial;Helvetica;Verdana;sans-se"/>
-          <w:b/>
-          <w:b/>
-          <w:bCs/>
-          <w:color w:val="000000"/>
-          <w:sz w:val="17"/>
-          <w:szCs w:val="20"/>
-        </w:rPr>
-      </w:pPr>
-      <w:r>
-        <w:rPr>
-          <w:rFonts w:ascii="Arial;Helvetica;Verdana;sans-se" w:hAnsi="Arial;Helvetica;Verdana;sans-se"/>
-          <w:b/>
-          <w:bCs/>
-          <w:color w:val="000000"/>
-          <w:sz w:val="17"/>
-          <w:szCs w:val="20"/>
-        </w:rPr>
-      </w:r>
-    </w:p>
-    <w:p>
-      <w:pPr>
-        <w:pStyle w:val="TextBody"/>
-        <w:shd w:val="clear" w:color="auto" w:fill="FFFFFF"/>
-        <w:spacing w:before="0" w:after="0"/>
-        <w:rPr>
-          <w:rFonts w:ascii="Arial;Helvetica;Verdana;sans-se" w:hAnsi="Arial;Helvetica;Verdana;sans-se"/>
-          <w:b/>
-          <w:b/>
-          <w:bCs/>
-          <w:color w:val="000000"/>
-          <w:sz w:val="17"/>
-          <w:szCs w:val="20"/>
-        </w:rPr>
-      </w:pPr>
-      <w:r>
-        <w:rPr>
-          <w:rFonts w:ascii="Arial;Helvetica;Verdana;sans-se" w:hAnsi="Arial;Helvetica;Verdana;sans-se"/>
-          <w:b/>
-          <w:bCs/>
-          <w:color w:val="000000"/>
-          <w:sz w:val="17"/>
-          <w:szCs w:val="20"/>
-        </w:rPr>
-      </w:r>
-    </w:p>
-    <w:p>
-      <w:pPr>
-        <w:pStyle w:val="TextBody"/>
-        <w:shd w:val="clear" w:color="auto" w:fill="FFFFFF"/>
-        <w:spacing w:before="0" w:after="0"/>
-        <w:rPr>
-          <w:rFonts w:ascii="Arial;Helvetica;Verdana;sans-se" w:hAnsi="Arial;Helvetica;Verdana;sans-se"/>
-          <w:b/>
+        <w:pStyle w:val="BodyText"/>
+        <w:shd w:val="clear" w:color="auto" w:fill="FFFFFF"/>
+        <w:spacing w:before="0" w:after="0"/>
+        <w:rPr>
+          <w:rFonts w:ascii="Arial;Helvetica;Verdana;sans-se" w:hAnsi="Arial;Helvetica;Verdana;sans-se"/>
+          <w:b/>
+          <w:bCs/>
+          <w:color w:val="000000"/>
+          <w:sz w:val="17"/>
+          <w:szCs w:val="20"/>
+        </w:rPr>
+      </w:pPr>
+      <w:r>
+        <w:rPr>
+          <w:rFonts w:ascii="Arial;Helvetica;Verdana;sans-se" w:hAnsi="Arial;Helvetica;Verdana;sans-se"/>
+          <w:b/>
+          <w:bCs/>
+          <w:color w:val="000000"/>
+          <w:sz w:val="17"/>
+          <w:szCs w:val="20"/>
+        </w:rPr>
+      </w:r>
+    </w:p>
+    <w:p>
+      <w:pPr>
+        <w:pStyle w:val="BodyText"/>
+        <w:shd w:val="clear" w:color="auto" w:fill="FFFFFF"/>
+        <w:spacing w:before="0" w:after="0"/>
+        <w:rPr>
+          <w:rFonts w:ascii="Arial;Helvetica;Verdana;sans-se" w:hAnsi="Arial;Helvetica;Verdana;sans-se"/>
+          <w:b/>
+          <w:bCs/>
+          <w:color w:val="000000"/>
+          <w:sz w:val="17"/>
+          <w:szCs w:val="20"/>
+        </w:rPr>
+      </w:pPr>
+      <w:r>
+        <w:rPr>
+          <w:rFonts w:ascii="Arial;Helvetica;Verdana;sans-se" w:hAnsi="Arial;Helvetica;Verdana;sans-se"/>
+          <w:b/>
+          <w:bCs/>
+          <w:color w:val="000000"/>
+          <w:sz w:val="17"/>
+          <w:szCs w:val="20"/>
+        </w:rPr>
+      </w:r>
+    </w:p>
+    <w:p>
+      <w:pPr>
+        <w:pStyle w:val="BodyText"/>
+        <w:shd w:val="clear" w:color="auto" w:fill="FFFFFF"/>
+        <w:spacing w:before="0" w:after="0"/>
+        <w:rPr>
+          <w:rFonts w:ascii="Arial;Helvetica;Verdana;sans-se" w:hAnsi="Arial;Helvetica;Verdana;sans-se"/>
+          <w:b/>
+          <w:bCs/>
+          <w:color w:val="000000"/>
+          <w:sz w:val="17"/>
+          <w:szCs w:val="20"/>
+        </w:rPr>
+      </w:pPr>
+      <w:r>
+        <w:rPr>
+          <w:rFonts w:ascii="Arial;Helvetica;Verdana;sans-se" w:hAnsi="Arial;Helvetica;Verdana;sans-se"/>
+          <w:b/>
+          <w:bCs/>
+          <w:color w:val="000000"/>
+          <w:sz w:val="17"/>
+          <w:szCs w:val="20"/>
+        </w:rPr>
+      </w:r>
+    </w:p>
+    <w:p>
+      <w:pPr>
+        <w:pStyle w:val="BodyText"/>
+        <w:shd w:val="clear" w:color="auto" w:fill="FFFFFF"/>
+        <w:spacing w:before="0" w:after="0"/>
+        <w:rPr>
+          <w:rFonts w:ascii="Arial;Helvetica;Verdana;sans-se" w:hAnsi="Arial;Helvetica;Verdana;sans-se"/>
+          <w:b/>
+          <w:bCs/>
+          <w:color w:val="000000"/>
+          <w:sz w:val="17"/>
+          <w:szCs w:val="20"/>
+        </w:rPr>
+      </w:pPr>
+      <w:r>
+        <w:rPr>
+          <w:rFonts w:ascii="Arial;Helvetica;Verdana;sans-se" w:hAnsi="Arial;Helvetica;Verdana;sans-se"/>
+          <w:b/>
+          <w:bCs/>
+          <w:color w:val="000000"/>
+          <w:sz w:val="17"/>
+          <w:szCs w:val="20"/>
+        </w:rPr>
+      </w:r>
+    </w:p>
+    <w:p>
+      <w:pPr>
+        <w:pStyle w:val="BodyText"/>
+        <w:shd w:val="clear" w:color="auto" w:fill="FFFFFF"/>
+        <w:spacing w:before="0" w:after="0"/>
+        <w:rPr>
+          <w:rFonts w:ascii="Arial;Helvetica;Verdana;sans-se" w:hAnsi="Arial;Helvetica;Verdana;sans-se"/>
+          <w:b/>
+          <w:bCs/>
+          <w:color w:val="000000"/>
+          <w:sz w:val="17"/>
+          <w:szCs w:val="20"/>
+        </w:rPr>
+      </w:pPr>
+      <w:r>
+        <w:rPr>
+          <w:rFonts w:ascii="Arial;Helvetica;Verdana;sans-se" w:hAnsi="Arial;Helvetica;Verdana;sans-se"/>
+          <w:b/>
+          <w:bCs/>
+          <w:color w:val="000000"/>
+          <w:sz w:val="17"/>
+          <w:szCs w:val="20"/>
+        </w:rPr>
+      </w:r>
+    </w:p>
+    <w:p>
+      <w:pPr>
+        <w:pStyle w:val="BodyText"/>
+        <w:shd w:val="clear" w:color="auto" w:fill="FFFFFF"/>
+        <w:spacing w:before="0" w:after="0"/>
+        <w:rPr>
+          <w:rFonts w:ascii="Arial;Helvetica;Verdana;sans-se" w:hAnsi="Arial;Helvetica;Verdana;sans-se"/>
+          <w:b/>
+          <w:bCs/>
+          <w:color w:val="000000"/>
+          <w:sz w:val="17"/>
+          <w:szCs w:val="20"/>
+        </w:rPr>
+      </w:pPr>
+      <w:r>
+        <w:rPr>
+          <w:rFonts w:ascii="Arial;Helvetica;Verdana;sans-se" w:hAnsi="Arial;Helvetica;Verdana;sans-se"/>
+          <w:b/>
+          <w:bCs/>
+          <w:color w:val="000000"/>
+          <w:sz w:val="17"/>
+          <w:szCs w:val="20"/>
+        </w:rPr>
+      </w:r>
+    </w:p>
+    <w:p>
+      <w:pPr>
+        <w:pStyle w:val="BodyText"/>
+        <w:shd w:val="clear" w:color="auto" w:fill="FFFFFF"/>
+        <w:spacing w:before="0" w:after="0"/>
+        <w:rPr>
+          <w:rFonts w:ascii="Arial;Helvetica;Verdana;sans-se" w:hAnsi="Arial;Helvetica;Verdana;sans-se"/>
+          <w:b/>
+          <w:bCs/>
+          <w:color w:val="000000"/>
+          <w:sz w:val="17"/>
+          <w:szCs w:val="20"/>
+        </w:rPr>
+      </w:pPr>
+      <w:r>
+        <w:rPr>
+          <w:rFonts w:ascii="Arial;Helvetica;Verdana;sans-se" w:hAnsi="Arial;Helvetica;Verdana;sans-se"/>
+          <w:b/>
+          <w:bCs/>
+          <w:color w:val="000000"/>
+          <w:sz w:val="17"/>
+          <w:szCs w:val="20"/>
+        </w:rPr>
+      </w:r>
+    </w:p>
+    <w:p>
+      <w:pPr>
+        <w:pStyle w:val="BodyText"/>
+        <w:shd w:val="clear" w:color="auto" w:fill="FFFFFF"/>
+        <w:spacing w:before="0" w:after="0"/>
+        <w:rPr>
+          <w:rFonts w:ascii="Arial;Helvetica;Verdana;sans-se" w:hAnsi="Arial;Helvetica;Verdana;sans-se"/>
+          <w:b/>
+          <w:bCs/>
+          <w:color w:val="000000"/>
+          <w:sz w:val="17"/>
+          <w:szCs w:val="20"/>
+        </w:rPr>
+      </w:pPr>
+      <w:r>
+        <w:rPr>
+          <w:rFonts w:ascii="Arial;Helvetica;Verdana;sans-se" w:hAnsi="Arial;Helvetica;Verdana;sans-se"/>
+          <w:b/>
+          <w:bCs/>
+          <w:color w:val="000000"/>
+          <w:sz w:val="17"/>
+          <w:szCs w:val="20"/>
+        </w:rPr>
+      </w:r>
+    </w:p>
+    <w:p>
+      <w:pPr>
+        <w:pStyle w:val="BodyText"/>
+        <w:shd w:val="clear" w:color="auto" w:fill="FFFFFF"/>
+        <w:spacing w:before="0" w:after="0"/>
+        <w:rPr>
+          <w:rFonts w:ascii="Arial;Helvetica;Verdana;sans-se" w:hAnsi="Arial;Helvetica;Verdana;sans-se"/>
+          <w:b/>
+          <w:bCs/>
+          <w:color w:val="000000"/>
+          <w:sz w:val="17"/>
+          <w:szCs w:val="20"/>
+        </w:rPr>
+      </w:pPr>
+      <w:r>
+        <w:rPr>
+          <w:rFonts w:ascii="Arial;Helvetica;Verdana;sans-se" w:hAnsi="Arial;Helvetica;Verdana;sans-se"/>
+          <w:b/>
+          <w:bCs/>
+          <w:color w:val="000000"/>
+          <w:sz w:val="17"/>
+          <w:szCs w:val="20"/>
+        </w:rPr>
+      </w:r>
+    </w:p>
+    <w:p>
+      <w:pPr>
+        <w:pStyle w:val="BodyText"/>
+        <w:shd w:val="clear" w:color="auto" w:fill="FFFFFF"/>
+        <w:spacing w:before="0" w:after="0"/>
+        <w:rPr>
+          <w:rFonts w:ascii="Arial;Helvetica;Verdana;sans-se" w:hAnsi="Arial;Helvetica;Verdana;sans-se"/>
+          <w:b/>
+          <w:bCs/>
+          <w:color w:val="000000"/>
+          <w:sz w:val="17"/>
+          <w:szCs w:val="20"/>
+        </w:rPr>
+      </w:pPr>
+      <w:r>
+        <w:rPr>
+          <w:rFonts w:ascii="Arial;Helvetica;Verdana;sans-se" w:hAnsi="Arial;Helvetica;Verdana;sans-se"/>
+          <w:b/>
+          <w:bCs/>
+          <w:color w:val="000000"/>
+          <w:sz w:val="17"/>
+          <w:szCs w:val="20"/>
+        </w:rPr>
+      </w:r>
+    </w:p>
+    <w:p>
+      <w:pPr>
+        <w:pStyle w:val="BodyText"/>
+        <w:shd w:val="clear" w:color="auto" w:fill="FFFFFF"/>
+        <w:spacing w:before="0" w:after="0"/>
+        <w:rPr>
+          <w:rFonts w:ascii="Arial;Helvetica;Verdana;sans-se" w:hAnsi="Arial;Helvetica;Verdana;sans-se"/>
+          <w:b/>
+          <w:bCs/>
+          <w:color w:val="000000"/>
+          <w:sz w:val="17"/>
+          <w:szCs w:val="20"/>
+        </w:rPr>
+      </w:pPr>
+      <w:r>
+        <w:rPr>
+          <w:rFonts w:ascii="Arial;Helvetica;Verdana;sans-se" w:hAnsi="Arial;Helvetica;Verdana;sans-se"/>
+          <w:b/>
+          <w:bCs/>
+          <w:color w:val="000000"/>
+          <w:sz w:val="17"/>
+          <w:szCs w:val="20"/>
+        </w:rPr>
+      </w:r>
+    </w:p>
+    <w:p>
+      <w:pPr>
+        <w:pStyle w:val="BodyText"/>
+        <w:shd w:val="clear" w:color="auto" w:fill="FFFFFF"/>
+        <w:spacing w:before="0" w:after="0"/>
+        <w:rPr>
+          <w:rFonts w:ascii="Arial;Helvetica;Verdana;sans-se" w:hAnsi="Arial;Helvetica;Verdana;sans-se"/>
+          <w:b/>
+          <w:bCs/>
+          <w:color w:val="000000"/>
+          <w:sz w:val="17"/>
+          <w:szCs w:val="20"/>
+        </w:rPr>
+      </w:pPr>
+      <w:r>
+        <w:rPr>
+          <w:rFonts w:ascii="Arial;Helvetica;Verdana;sans-se" w:hAnsi="Arial;Helvetica;Verdana;sans-se"/>
+          <w:b/>
+          <w:bCs/>
+          <w:color w:val="000000"/>
+          <w:sz w:val="17"/>
+          <w:szCs w:val="20"/>
+        </w:rPr>
+      </w:r>
+    </w:p>
+    <w:p>
+      <w:pPr>
+        <w:pStyle w:val="BodyText"/>
+        <w:shd w:val="clear" w:color="auto" w:fill="FFFFFF"/>
+        <w:spacing w:before="0" w:after="0"/>
+        <w:rPr>
+          <w:rFonts w:ascii="Arial;Helvetica;Verdana;sans-se" w:hAnsi="Arial;Helvetica;Verdana;sans-se"/>
+          <w:b/>
+          <w:bCs/>
+          <w:color w:val="000000"/>
+          <w:sz w:val="17"/>
+          <w:szCs w:val="20"/>
+        </w:rPr>
+      </w:pPr>
+      <w:r>
+        <w:rPr>
+          <w:rFonts w:ascii="Arial;Helvetica;Verdana;sans-se" w:hAnsi="Arial;Helvetica;Verdana;sans-se"/>
+          <w:b/>
+          <w:bCs/>
+          <w:color w:val="000000"/>
+          <w:sz w:val="17"/>
+          <w:szCs w:val="20"/>
+        </w:rPr>
+      </w:r>
+    </w:p>
+    <w:p>
+      <w:pPr>
+        <w:pStyle w:val="BodyText"/>
+        <w:shd w:val="clear" w:color="auto" w:fill="FFFFFF"/>
+        <w:spacing w:before="0" w:after="0"/>
+        <w:rPr>
+          <w:rFonts w:ascii="Arial;Helvetica;Verdana;sans-se" w:hAnsi="Arial;Helvetica;Verdana;sans-se"/>
+          <w:b/>
+          <w:bCs/>
+          <w:color w:val="000000"/>
+          <w:sz w:val="17"/>
+          <w:szCs w:val="20"/>
+        </w:rPr>
+      </w:pPr>
+      <w:r>
+        <w:rPr>
+          <w:rFonts w:ascii="Arial;Helvetica;Verdana;sans-se" w:hAnsi="Arial;Helvetica;Verdana;sans-se"/>
+          <w:b/>
+          <w:bCs/>
+          <w:color w:val="000000"/>
+          <w:sz w:val="17"/>
+          <w:szCs w:val="20"/>
+        </w:rPr>
+      </w:r>
+    </w:p>
+    <w:p>
+      <w:pPr>
+        <w:pStyle w:val="BodyText"/>
+        <w:shd w:val="clear" w:color="auto" w:fill="FFFFFF"/>
+        <w:spacing w:before="0" w:after="0"/>
+        <w:rPr>
+          <w:rFonts w:ascii="Arial;Helvetica;Verdana;sans-se" w:hAnsi="Arial;Helvetica;Verdana;sans-se"/>
+          <w:b/>
+          <w:bCs/>
+          <w:color w:val="000000"/>
+          <w:sz w:val="17"/>
+          <w:szCs w:val="20"/>
+        </w:rPr>
+      </w:pPr>
+      <w:r>
+        <w:rPr>
+          <w:rFonts w:ascii="Arial;Helvetica;Verdana;sans-se" w:hAnsi="Arial;Helvetica;Verdana;sans-se"/>
+          <w:b/>
+          <w:bCs/>
+          <w:color w:val="000000"/>
+          <w:sz w:val="17"/>
+          <w:szCs w:val="20"/>
+        </w:rPr>
+      </w:r>
+    </w:p>
+    <w:p>
+      <w:pPr>
+        <w:pStyle w:val="BodyText"/>
+        <w:shd w:val="clear" w:color="auto" w:fill="FFFFFF"/>
+        <w:spacing w:before="0" w:after="0"/>
+        <w:rPr>
+          <w:rFonts w:ascii="Arial;Helvetica;Verdana;sans-se" w:hAnsi="Arial;Helvetica;Verdana;sans-se"/>
+          <w:b/>
+          <w:bCs/>
+          <w:color w:val="000000"/>
+          <w:sz w:val="17"/>
+          <w:szCs w:val="20"/>
+        </w:rPr>
+      </w:pPr>
+      <w:r>
+        <w:rPr>
+          <w:rFonts w:ascii="Arial;Helvetica;Verdana;sans-se" w:hAnsi="Arial;Helvetica;Verdana;sans-se"/>
+          <w:b/>
+          <w:bCs/>
+          <w:color w:val="000000"/>
+          <w:sz w:val="17"/>
+          <w:szCs w:val="20"/>
+        </w:rPr>
+      </w:r>
+    </w:p>
+    <w:p>
+      <w:pPr>
+        <w:pStyle w:val="BodyText"/>
+        <w:shd w:val="clear" w:color="auto" w:fill="FFFFFF"/>
+        <w:spacing w:before="0" w:after="0"/>
+        <w:rPr>
+          <w:rFonts w:ascii="Arial;Helvetica;Verdana;sans-se" w:hAnsi="Arial;Helvetica;Verdana;sans-se"/>
           <w:b/>
           <w:bCs/>
           <w:color w:val="000000"/>
@@ -2436,12 +2407,11 @@
     </w:p>
     <w:p>
       <w:pPr>
-        <w:pStyle w:val="TextBody"/>
-        <w:shd w:val="clear" w:color="auto" w:fill="FFFFFF"/>
-        <w:spacing w:before="0" w:after="0"/>
-        <w:rPr>
-          <w:rFonts w:ascii="Arial;Helvetica;Verdana;sans-se" w:hAnsi="Arial;Helvetica;Verdana;sans-se"/>
-          <w:b/>
+        <w:pStyle w:val="BodyText"/>
+        <w:shd w:val="clear" w:color="auto" w:fill="FFFFFF"/>
+        <w:spacing w:before="0" w:after="0"/>
+        <w:rPr>
+          <w:rFonts w:ascii="Arial;Helvetica;Verdana;sans-se" w:hAnsi="Arial;Helvetica;Verdana;sans-se"/>
           <w:b/>
           <w:color w:val="000000"/>
           <w:sz w:val="29"/>
@@ -2460,12 +2430,11 @@
     </w:p>
     <w:p>
       <w:pPr>
-        <w:pStyle w:val="TextBody"/>
-        <w:shd w:val="clear" w:color="auto" w:fill="FFFFFF"/>
-        <w:spacing w:before="0" w:after="0"/>
-        <w:rPr>
-          <w:rFonts w:ascii="Arial;Helvetica;Verdana;sans-se" w:hAnsi="Arial;Helvetica;Verdana;sans-se"/>
-          <w:b/>
+        <w:pStyle w:val="BodyText"/>
+        <w:shd w:val="clear" w:color="auto" w:fill="FFFFFF"/>
+        <w:spacing w:before="0" w:after="0"/>
+        <w:rPr>
+          <w:rFonts w:ascii="Arial;Helvetica;Verdana;sans-se" w:hAnsi="Arial;Helvetica;Verdana;sans-se"/>
           <w:b/>
           <w:color w:val="000000"/>
           <w:sz w:val="17"/>
@@ -2519,6 +2488,7 @@
                     <a:prstGeom prst="rect">
                       <a:avLst/>
                     </a:prstGeom>
+                    <a:noFill/>
                   </pic:spPr>
                 </pic:pic>
               </a:graphicData>
@@ -2529,12 +2499,11 @@
     </w:p>
     <w:p>
       <w:pPr>
-        <w:pStyle w:val="TextBody"/>
-        <w:shd w:val="clear" w:color="auto" w:fill="FFFFFF"/>
-        <w:spacing w:before="0" w:after="0"/>
-        <w:rPr>
-          <w:rFonts w:ascii="Arial;Helvetica;Verdana;sans-se" w:hAnsi="Arial;Helvetica;Verdana;sans-se"/>
-          <w:b/>
+        <w:pStyle w:val="BodyText"/>
+        <w:shd w:val="clear" w:color="auto" w:fill="FFFFFF"/>
+        <w:spacing w:before="0" w:after="0"/>
+        <w:rPr>
+          <w:rFonts w:ascii="Arial;Helvetica;Verdana;sans-se" w:hAnsi="Arial;Helvetica;Verdana;sans-se"/>
           <w:b/>
           <w:color w:val="000000"/>
           <w:sz w:val="17"/>
@@ -2553,12 +2522,11 @@
     </w:p>
     <w:p>
       <w:pPr>
-        <w:pStyle w:val="TextBody"/>
-        <w:shd w:val="clear" w:color="auto" w:fill="FFFFFF"/>
-        <w:spacing w:before="0" w:after="0"/>
-        <w:rPr>
-          <w:rFonts w:ascii="Arial;Helvetica;Verdana;sans-se" w:hAnsi="Arial;Helvetica;Verdana;sans-se"/>
-          <w:b/>
+        <w:pStyle w:val="BodyText"/>
+        <w:shd w:val="clear" w:color="auto" w:fill="FFFFFF"/>
+        <w:spacing w:before="0" w:after="0"/>
+        <w:rPr>
+          <w:rFonts w:ascii="Arial;Helvetica;Verdana;sans-se" w:hAnsi="Arial;Helvetica;Verdana;sans-se"/>
           <w:b/>
           <w:color w:val="000000"/>
           <w:sz w:val="17"/>
@@ -2577,7 +2545,7 @@
     </w:p>
     <w:p>
       <w:pPr>
-        <w:pStyle w:val="TextBody"/>
+        <w:pStyle w:val="BodyText"/>
         <w:numPr>
           <w:ilvl w:val="0"/>
           <w:numId w:val="5"/>
@@ -2587,7 +2555,6 @@
         <w:rPr>
           <w:rFonts w:ascii="Arial;Helvetica;Verdana;sans-se" w:hAnsi="Arial;Helvetica;Verdana;sans-se"/>
           <w:b/>
-          <w:b/>
           <w:color w:val="000000"/>
           <w:sz w:val="17"/>
           <w:szCs w:val="17"/>
@@ -2615,7 +2582,7 @@
     </w:p>
     <w:p>
       <w:pPr>
-        <w:pStyle w:val="TextBody"/>
+        <w:pStyle w:val="BodyText"/>
         <w:numPr>
           <w:ilvl w:val="0"/>
           <w:numId w:val="5"/>
@@ -2625,7 +2592,6 @@
         <w:rPr>
           <w:rFonts w:ascii="Arial;Helvetica;Verdana;sans-se" w:hAnsi="Arial;Helvetica;Verdana;sans-se"/>
           <w:b/>
-          <w:b/>
           <w:bCs/>
           <w:color w:val="000000"/>
           <w:sz w:val="17"/>
@@ -2655,7 +2621,7 @@
     </w:p>
     <w:p>
       <w:pPr>
-        <w:pStyle w:val="TextBody"/>
+        <w:pStyle w:val="BodyText"/>
         <w:numPr>
           <w:ilvl w:val="0"/>
           <w:numId w:val="5"/>
@@ -2665,7 +2631,6 @@
         <w:rPr>
           <w:rFonts w:ascii="Arial;Helvetica;Verdana;sans-se" w:hAnsi="Arial;Helvetica;Verdana;sans-se"/>
           <w:b/>
-          <w:b/>
           <w:bCs/>
           <w:color w:val="000000"/>
           <w:sz w:val="17"/>
@@ -2695,7 +2660,7 @@
     </w:p>
     <w:p>
       <w:pPr>
-        <w:pStyle w:val="TextBody"/>
+        <w:pStyle w:val="BodyText"/>
         <w:numPr>
           <w:ilvl w:val="0"/>
           <w:numId w:val="5"/>
@@ -2705,7 +2670,6 @@
         <w:rPr>
           <w:rFonts w:ascii="Arial;Helvetica;Verdana;sans-se" w:hAnsi="Arial;Helvetica;Verdana;sans-se"/>
           <w:b/>
-          <w:b/>
           <w:bCs/>
           <w:color w:val="000000"/>
           <w:sz w:val="17"/>
@@ -2735,7 +2699,7 @@
     </w:p>
     <w:p>
       <w:pPr>
-        <w:pStyle w:val="TextBody"/>
+        <w:pStyle w:val="BodyText"/>
         <w:numPr>
           <w:ilvl w:val="0"/>
           <w:numId w:val="5"/>
@@ -2745,7 +2709,6 @@
         <w:rPr>
           <w:rFonts w:ascii="Arial;Helvetica;Verdana;sans-se" w:hAnsi="Arial;Helvetica;Verdana;sans-se"/>
           <w:b/>
-          <w:b/>
           <w:bCs/>
           <w:color w:val="000000"/>
           <w:sz w:val="17"/>
@@ -2775,7 +2738,7 @@
     </w:p>
     <w:p>
       <w:pPr>
-        <w:pStyle w:val="TextBody"/>
+        <w:pStyle w:val="BodyText"/>
         <w:numPr>
           <w:ilvl w:val="0"/>
           <w:numId w:val="5"/>
@@ -2829,7 +2792,7 @@
     </w:p>
     <w:p>
       <w:pPr>
-        <w:pStyle w:val="TextBody"/>
+        <w:pStyle w:val="BodyText"/>
         <w:numPr>
           <w:ilvl w:val="0"/>
           <w:numId w:val="5"/>
@@ -2839,7 +2802,6 @@
         <w:rPr>
           <w:rFonts w:ascii="Arial;Helvetica;Verdana;sans-se" w:hAnsi="Arial;Helvetica;Verdana;sans-se"/>
           <w:b/>
-          <w:b/>
           <w:bCs/>
           <w:color w:val="000000"/>
           <w:sz w:val="17"/>
@@ -2869,7 +2831,7 @@
     </w:p>
     <w:p>
       <w:pPr>
-        <w:pStyle w:val="TextBody"/>
+        <w:pStyle w:val="BodyText"/>
         <w:numPr>
           <w:ilvl w:val="0"/>
           <w:numId w:val="5"/>
@@ -2901,7 +2863,7 @@
     </w:p>
     <w:p>
       <w:pPr>
-        <w:pStyle w:val="TextBody"/>
+        <w:pStyle w:val="BodyText"/>
         <w:numPr>
           <w:ilvl w:val="0"/>
           <w:numId w:val="5"/>
@@ -2911,7 +2873,6 @@
         <w:rPr>
           <w:rFonts w:ascii="Arial;Helvetica;Verdana;sans-se" w:hAnsi="Arial;Helvetica;Verdana;sans-se"/>
           <w:b/>
-          <w:b/>
           <w:bCs/>
           <w:color w:val="000000"/>
           <w:sz w:val="17"/>
@@ -2941,7 +2902,7 @@
     </w:p>
     <w:p>
       <w:pPr>
-        <w:pStyle w:val="TextBody"/>
+        <w:pStyle w:val="BodyText"/>
         <w:numPr>
           <w:ilvl w:val="0"/>
           <w:numId w:val="5"/>
@@ -2951,7 +2912,6 @@
         <w:rPr>
           <w:rFonts w:ascii="Arial;Helvetica;Verdana;sans-se" w:hAnsi="Arial;Helvetica;Verdana;sans-se"/>
           <w:b/>
-          <w:b/>
           <w:bCs/>
           <w:color w:val="000000"/>
           <w:sz w:val="17"/>
@@ -2981,7 +2941,7 @@
     </w:p>
     <w:p>
       <w:pPr>
-        <w:pStyle w:val="TextBody"/>
+        <w:pStyle w:val="BodyText"/>
         <w:numPr>
           <w:ilvl w:val="0"/>
           <w:numId w:val="5"/>
@@ -2991,7 +2951,6 @@
         <w:rPr>
           <w:rFonts w:ascii="Arial;Helvetica;Verdana;sans-se" w:hAnsi="Arial;Helvetica;Verdana;sans-se"/>
           <w:b/>
-          <w:b/>
           <w:bCs/>
           <w:color w:val="000000"/>
           <w:sz w:val="17"/>
@@ -3021,7 +2980,7 @@
     </w:p>
     <w:p>
       <w:pPr>
-        <w:pStyle w:val="TextBody"/>
+        <w:pStyle w:val="BodyText"/>
         <w:numPr>
           <w:ilvl w:val="0"/>
           <w:numId w:val="5"/>
@@ -3031,7 +2990,6 @@
         <w:rPr>
           <w:rFonts w:ascii="Arial;Helvetica;Verdana;sans-se" w:hAnsi="Arial;Helvetica;Verdana;sans-se"/>
           <w:b/>
-          <w:b/>
           <w:bCs/>
           <w:color w:val="000000"/>
           <w:sz w:val="17"/>
@@ -3061,7 +3019,7 @@
     </w:p>
     <w:p>
       <w:pPr>
-        <w:pStyle w:val="TextBody"/>
+        <w:pStyle w:val="BodyText"/>
         <w:numPr>
           <w:ilvl w:val="0"/>
           <w:numId w:val="5"/>
@@ -3071,7 +3029,6 @@
         <w:rPr>
           <w:rFonts w:ascii="Arial;Helvetica;Verdana;sans-se" w:hAnsi="Arial;Helvetica;Verdana;sans-se"/>
           <w:b/>
-          <w:b/>
           <w:bCs/>
           <w:color w:val="000000"/>
           <w:sz w:val="17"/>
@@ -3101,7 +3058,7 @@
     </w:p>
     <w:p>
       <w:pPr>
-        <w:pStyle w:val="TextBody"/>
+        <w:pStyle w:val="BodyText"/>
         <w:numPr>
           <w:ilvl w:val="0"/>
           <w:numId w:val="5"/>
@@ -3111,7 +3068,6 @@
         <w:rPr>
           <w:rFonts w:ascii="Arial;Helvetica;Verdana;sans-se" w:hAnsi="Arial;Helvetica;Verdana;sans-se"/>
           <w:b/>
-          <w:b/>
           <w:bCs/>
           <w:color w:val="000000"/>
           <w:sz w:val="17"/>
@@ -3141,7 +3097,7 @@
     </w:p>
     <w:p>
       <w:pPr>
-        <w:pStyle w:val="TextBody"/>
+        <w:pStyle w:val="BodyText"/>
         <w:numPr>
           <w:ilvl w:val="0"/>
           <w:numId w:val="5"/>
@@ -3151,7 +3107,6 @@
         <w:rPr>
           <w:rFonts w:ascii="Arial;Helvetica;Verdana;sans-se" w:hAnsi="Arial;Helvetica;Verdana;sans-se"/>
           <w:b/>
-          <w:b/>
           <w:bCs/>
           <w:color w:val="000000"/>
           <w:sz w:val="17"/>
@@ -3181,12 +3136,11 @@
     </w:p>
     <w:p>
       <w:pPr>
-        <w:pStyle w:val="TextBody"/>
-        <w:shd w:val="clear" w:color="auto" w:fill="FFFFFF"/>
-        <w:spacing w:before="0" w:after="0"/>
-        <w:rPr>
-          <w:rFonts w:ascii="Arial;Helvetica;Verdana;sans-se" w:hAnsi="Arial;Helvetica;Verdana;sans-se"/>
-          <w:b/>
+        <w:pStyle w:val="BodyText"/>
+        <w:shd w:val="clear" w:color="auto" w:fill="FFFFFF"/>
+        <w:spacing w:before="0" w:after="0"/>
+        <w:rPr>
+          <w:rFonts w:ascii="Arial;Helvetica;Verdana;sans-se" w:hAnsi="Arial;Helvetica;Verdana;sans-se"/>
           <w:b/>
           <w:color w:val="000000"/>
           <w:sz w:val="29"/>
@@ -3205,12 +3159,11 @@
     </w:p>
     <w:p>
       <w:pPr>
-        <w:pStyle w:val="TextBody"/>
-        <w:shd w:val="clear" w:color="auto" w:fill="FFFFFF"/>
-        <w:spacing w:before="0" w:after="0"/>
-        <w:rPr>
-          <w:rFonts w:ascii="Arial;Helvetica;Verdana;sans-se" w:hAnsi="Arial;Helvetica;Verdana;sans-se"/>
-          <w:b/>
+        <w:pStyle w:val="BodyText"/>
+        <w:shd w:val="clear" w:color="auto" w:fill="FFFFFF"/>
+        <w:spacing w:before="0" w:after="0"/>
+        <w:rPr>
+          <w:rFonts w:ascii="Arial;Helvetica;Verdana;sans-se" w:hAnsi="Arial;Helvetica;Verdana;sans-se"/>
           <w:b/>
           <w:color w:val="000000"/>
           <w:sz w:val="29"/>
@@ -3229,12 +3182,11 @@
     </w:p>
     <w:p>
       <w:pPr>
-        <w:pStyle w:val="TextBody"/>
-        <w:shd w:val="clear" w:color="auto" w:fill="FFFFFF"/>
-        <w:spacing w:before="0" w:after="0"/>
-        <w:rPr>
-          <w:rFonts w:ascii="Arial;Helvetica;Verdana;sans-se" w:hAnsi="Arial;Helvetica;Verdana;sans-se"/>
-          <w:b/>
+        <w:pStyle w:val="BodyText"/>
+        <w:shd w:val="clear" w:color="auto" w:fill="FFFFFF"/>
+        <w:spacing w:before="0" w:after="0"/>
+        <w:rPr>
+          <w:rFonts w:ascii="Arial;Helvetica;Verdana;sans-se" w:hAnsi="Arial;Helvetica;Verdana;sans-se"/>
           <w:b/>
           <w:color w:val="000000"/>
           <w:sz w:val="29"/>
@@ -3253,12 +3205,11 @@
     </w:p>
     <w:p>
       <w:pPr>
-        <w:pStyle w:val="TextBody"/>
-        <w:shd w:val="clear" w:color="auto" w:fill="FFFFFF"/>
-        <w:spacing w:before="0" w:after="0"/>
-        <w:rPr>
-          <w:rFonts w:ascii="Arial;Helvetica;Verdana;sans-se" w:hAnsi="Arial;Helvetica;Verdana;sans-se"/>
-          <w:b/>
+        <w:pStyle w:val="BodyText"/>
+        <w:shd w:val="clear" w:color="auto" w:fill="FFFFFF"/>
+        <w:spacing w:before="0" w:after="0"/>
+        <w:rPr>
+          <w:rFonts w:ascii="Arial;Helvetica;Verdana;sans-se" w:hAnsi="Arial;Helvetica;Verdana;sans-se"/>
           <w:b/>
           <w:color w:val="000000"/>
           <w:sz w:val="29"/>
@@ -3277,12 +3228,11 @@
     </w:p>
     <w:p>
       <w:pPr>
-        <w:pStyle w:val="TextBody"/>
-        <w:shd w:val="clear" w:color="auto" w:fill="FFFFFF"/>
-        <w:spacing w:before="0" w:after="0"/>
-        <w:rPr>
-          <w:rFonts w:ascii="Arial;Helvetica;Verdana;sans-se" w:hAnsi="Arial;Helvetica;Verdana;sans-se"/>
-          <w:b/>
+        <w:pStyle w:val="BodyText"/>
+        <w:shd w:val="clear" w:color="auto" w:fill="FFFFFF"/>
+        <w:spacing w:before="0" w:after="0"/>
+        <w:rPr>
+          <w:rFonts w:ascii="Arial;Helvetica;Verdana;sans-se" w:hAnsi="Arial;Helvetica;Verdana;sans-se"/>
           <w:b/>
           <w:color w:val="000000"/>
           <w:sz w:val="29"/>
@@ -3301,12 +3251,11 @@
     </w:p>
     <w:p>
       <w:pPr>
-        <w:pStyle w:val="TextBody"/>
-        <w:shd w:val="clear" w:color="auto" w:fill="FFFFFF"/>
-        <w:spacing w:before="0" w:after="0"/>
-        <w:rPr>
-          <w:rFonts w:ascii="Arial;Helvetica;Verdana;sans-se" w:hAnsi="Arial;Helvetica;Verdana;sans-se"/>
-          <w:b/>
+        <w:pStyle w:val="BodyText"/>
+        <w:shd w:val="clear" w:color="auto" w:fill="FFFFFF"/>
+        <w:spacing w:before="0" w:after="0"/>
+        <w:rPr>
+          <w:rFonts w:ascii="Arial;Helvetica;Verdana;sans-se" w:hAnsi="Arial;Helvetica;Verdana;sans-se"/>
           <w:b/>
           <w:color w:val="000000"/>
           <w:sz w:val="29"/>
@@ -3325,12 +3274,11 @@
     </w:p>
     <w:p>
       <w:pPr>
-        <w:pStyle w:val="TextBody"/>
-        <w:shd w:val="clear" w:color="auto" w:fill="FFFFFF"/>
-        <w:spacing w:before="0" w:after="0"/>
-        <w:rPr>
-          <w:rFonts w:ascii="Arial;Helvetica;Verdana;sans-se" w:hAnsi="Arial;Helvetica;Verdana;sans-se"/>
-          <w:b/>
+        <w:pStyle w:val="BodyText"/>
+        <w:shd w:val="clear" w:color="auto" w:fill="FFFFFF"/>
+        <w:spacing w:before="0" w:after="0"/>
+        <w:rPr>
+          <w:rFonts w:ascii="Arial;Helvetica;Verdana;sans-se" w:hAnsi="Arial;Helvetica;Verdana;sans-se"/>
           <w:b/>
           <w:color w:val="000000"/>
           <w:sz w:val="29"/>
@@ -3349,12 +3297,11 @@
     </w:p>
     <w:p>
       <w:pPr>
-        <w:pStyle w:val="TextBody"/>
-        <w:shd w:val="clear" w:color="auto" w:fill="FFFFFF"/>
-        <w:spacing w:before="0" w:after="0"/>
-        <w:rPr>
-          <w:rFonts w:ascii="Arial;Helvetica;Verdana;sans-se" w:hAnsi="Arial;Helvetica;Verdana;sans-se"/>
-          <w:b/>
+        <w:pStyle w:val="BodyText"/>
+        <w:shd w:val="clear" w:color="auto" w:fill="FFFFFF"/>
+        <w:spacing w:before="0" w:after="0"/>
+        <w:rPr>
+          <w:rFonts w:ascii="Arial;Helvetica;Verdana;sans-se" w:hAnsi="Arial;Helvetica;Verdana;sans-se"/>
           <w:b/>
           <w:color w:val="000000"/>
           <w:sz w:val="29"/>
@@ -3373,12 +3320,11 @@
     </w:p>
     <w:p>
       <w:pPr>
-        <w:pStyle w:val="TextBody"/>
-        <w:shd w:val="clear" w:color="auto" w:fill="FFFFFF"/>
-        <w:spacing w:before="0" w:after="0"/>
-        <w:rPr>
-          <w:rFonts w:ascii="Arial;Helvetica;Verdana;sans-se" w:hAnsi="Arial;Helvetica;Verdana;sans-se"/>
-          <w:b/>
+        <w:pStyle w:val="BodyText"/>
+        <w:shd w:val="clear" w:color="auto" w:fill="FFFFFF"/>
+        <w:spacing w:before="0" w:after="0"/>
+        <w:rPr>
+          <w:rFonts w:ascii="Arial;Helvetica;Verdana;sans-se" w:hAnsi="Arial;Helvetica;Verdana;sans-se"/>
           <w:b/>
           <w:color w:val="000000"/>
           <w:sz w:val="29"/>
@@ -3397,12 +3343,11 @@
     </w:p>
     <w:p>
       <w:pPr>
-        <w:pStyle w:val="TextBody"/>
-        <w:shd w:val="clear" w:color="auto" w:fill="FFFFFF"/>
-        <w:spacing w:before="0" w:after="0"/>
-        <w:rPr>
-          <w:rFonts w:ascii="Arial;Helvetica;Verdana;sans-se" w:hAnsi="Arial;Helvetica;Verdana;sans-se"/>
-          <w:b/>
+        <w:pStyle w:val="BodyText"/>
+        <w:shd w:val="clear" w:color="auto" w:fill="FFFFFF"/>
+        <w:spacing w:before="0" w:after="0"/>
+        <w:rPr>
+          <w:rFonts w:ascii="Arial;Helvetica;Verdana;sans-se" w:hAnsi="Arial;Helvetica;Verdana;sans-se"/>
           <w:b/>
           <w:color w:val="000000"/>
           <w:sz w:val="29"/>
@@ -3443,28 +3388,28 @@
     </w:p>
     <w:p>
       <w:pPr>
-        <w:pStyle w:val="TextBody"/>
-        <w:shd w:val="clear" w:color="auto" w:fill="FFFFFF"/>
-        <w:spacing w:before="0" w:after="0"/>
-        <w:rPr>
-          <w:rFonts w:ascii="Arial;Helvetica;Verdana;sans-se" w:hAnsi="Arial;Helvetica;Verdana;sans-se"/>
-          <w:color w:val="000000"/>
-          <w:sz w:val="17"/>
-          <w:szCs w:val="20"/>
-        </w:rPr>
-      </w:pPr>
-      <w:r>
-        <w:rPr>
-          <w:rFonts w:ascii="Arial;Helvetica;Verdana;sans-se" w:hAnsi="Arial;Helvetica;Verdana;sans-se"/>
-          <w:color w:val="000000"/>
-          <w:sz w:val="17"/>
-          <w:szCs w:val="20"/>
-        </w:rPr>
-      </w:r>
-    </w:p>
-    <w:p>
-      <w:pPr>
-        <w:pStyle w:val="TextBody"/>
+        <w:pStyle w:val="BodyText"/>
+        <w:shd w:val="clear" w:color="auto" w:fill="FFFFFF"/>
+        <w:spacing w:before="0" w:after="0"/>
+        <w:rPr>
+          <w:rFonts w:ascii="Arial;Helvetica;Verdana;sans-se" w:hAnsi="Arial;Helvetica;Verdana;sans-se"/>
+          <w:color w:val="000000"/>
+          <w:sz w:val="17"/>
+          <w:szCs w:val="20"/>
+        </w:rPr>
+      </w:pPr>
+      <w:r>
+        <w:rPr>
+          <w:rFonts w:ascii="Arial;Helvetica;Verdana;sans-se" w:hAnsi="Arial;Helvetica;Verdana;sans-se"/>
+          <w:color w:val="000000"/>
+          <w:sz w:val="17"/>
+          <w:szCs w:val="20"/>
+        </w:rPr>
+      </w:r>
+    </w:p>
+    <w:p>
+      <w:pPr>
+        <w:pStyle w:val="BodyText"/>
         <w:shd w:val="clear" w:color="auto" w:fill="FFFFFF"/>
         <w:spacing w:before="0" w:after="0"/>
         <w:rPr>
@@ -3520,6 +3465,7 @@
                     <a:prstGeom prst="rect">
                       <a:avLst/>
                     </a:prstGeom>
+                    <a:noFill/>
                   </pic:spPr>
                 </pic:pic>
               </a:graphicData>
@@ -3530,14 +3476,14 @@
     </w:p>
     <w:p>
       <w:pPr>
-        <w:pStyle w:val="TextBody"/>
+        <w:pStyle w:val="BodyText"/>
         <w:numPr>
           <w:ilvl w:val="0"/>
           <w:numId w:val="0"/>
         </w:numPr>
         <w:shd w:val="clear" w:color="auto" w:fill="FFFFFF"/>
         <w:spacing w:before="0" w:after="0"/>
-        <w:ind w:left="720" w:hanging="0"/>
+        <w:ind w:hanging="0" w:left="720"/>
         <w:rPr/>
       </w:pPr>
       <w:r>
@@ -3576,33 +3522,32 @@
     </w:p>
     <w:p>
       <w:pPr>
-        <w:pStyle w:val="TextBody"/>
-        <w:shd w:val="clear" w:color="auto" w:fill="FFFFFF"/>
-        <w:spacing w:before="0" w:after="0"/>
-        <w:rPr>
-          <w:rFonts w:ascii="Arial;Helvetica;Verdana;sans-se" w:hAnsi="Arial;Helvetica;Verdana;sans-se"/>
-          <w:b/>
-          <w:b/>
-          <w:bCs/>
-          <w:color w:val="000000"/>
-          <w:sz w:val="17"/>
-          <w:szCs w:val="20"/>
-        </w:rPr>
-      </w:pPr>
-      <w:r>
-        <w:rPr>
-          <w:rFonts w:ascii="Arial;Helvetica;Verdana;sans-se" w:hAnsi="Arial;Helvetica;Verdana;sans-se"/>
-          <w:b/>
-          <w:bCs/>
-          <w:color w:val="000000"/>
-          <w:sz w:val="17"/>
-          <w:szCs w:val="20"/>
-        </w:rPr>
-      </w:r>
-    </w:p>
-    <w:p>
-      <w:pPr>
-        <w:pStyle w:val="TextBody"/>
+        <w:pStyle w:val="BodyText"/>
+        <w:shd w:val="clear" w:color="auto" w:fill="FFFFFF"/>
+        <w:spacing w:before="0" w:after="0"/>
+        <w:rPr>
+          <w:rFonts w:ascii="Arial;Helvetica;Verdana;sans-se" w:hAnsi="Arial;Helvetica;Verdana;sans-se"/>
+          <w:b/>
+          <w:bCs/>
+          <w:color w:val="000000"/>
+          <w:sz w:val="17"/>
+          <w:szCs w:val="20"/>
+        </w:rPr>
+      </w:pPr>
+      <w:r>
+        <w:rPr>
+          <w:rFonts w:ascii="Arial;Helvetica;Verdana;sans-se" w:hAnsi="Arial;Helvetica;Verdana;sans-se"/>
+          <w:b/>
+          <w:bCs/>
+          <w:color w:val="000000"/>
+          <w:sz w:val="17"/>
+          <w:szCs w:val="20"/>
+        </w:rPr>
+      </w:r>
+    </w:p>
+    <w:p>
+      <w:pPr>
+        <w:pStyle w:val="BodyText"/>
         <w:numPr>
           <w:ilvl w:val="0"/>
           <w:numId w:val="4"/>
@@ -3634,7 +3579,7 @@
     </w:p>
     <w:p>
       <w:pPr>
-        <w:pStyle w:val="TextBody"/>
+        <w:pStyle w:val="BodyText"/>
         <w:numPr>
           <w:ilvl w:val="0"/>
           <w:numId w:val="4"/>
@@ -3644,7 +3589,6 @@
         <w:rPr>
           <w:rFonts w:ascii="Arial;Helvetica;Verdana;sans-se" w:hAnsi="Arial;Helvetica;Verdana;sans-se"/>
           <w:b/>
-          <w:b/>
           <w:bCs/>
           <w:color w:val="000000"/>
           <w:sz w:val="17"/>
@@ -3674,7 +3618,7 @@
     </w:p>
     <w:p>
       <w:pPr>
-        <w:pStyle w:val="TextBody"/>
+        <w:pStyle w:val="BodyText"/>
         <w:numPr>
           <w:ilvl w:val="0"/>
           <w:numId w:val="4"/>
@@ -3719,7 +3663,7 @@
     </w:p>
     <w:p>
       <w:pPr>
-        <w:pStyle w:val="TextBody"/>
+        <w:pStyle w:val="BodyText"/>
         <w:numPr>
           <w:ilvl w:val="0"/>
           <w:numId w:val="4"/>
@@ -3773,7 +3717,7 @@
     </w:p>
     <w:p>
       <w:pPr>
-        <w:pStyle w:val="TextBody"/>
+        <w:pStyle w:val="BodyText"/>
         <w:numPr>
           <w:ilvl w:val="0"/>
           <w:numId w:val="4"/>
@@ -3783,7 +3727,6 @@
         <w:rPr>
           <w:rFonts w:ascii="Arial;Helvetica;Verdana;sans-se" w:hAnsi="Arial;Helvetica;Verdana;sans-se"/>
           <w:b/>
-          <w:b/>
           <w:bCs/>
           <w:color w:val="000000"/>
           <w:sz w:val="17"/>
@@ -3813,7 +3756,7 @@
     </w:p>
     <w:p>
       <w:pPr>
-        <w:pStyle w:val="TextBody"/>
+        <w:pStyle w:val="BodyText"/>
         <w:numPr>
           <w:ilvl w:val="0"/>
           <w:numId w:val="4"/>
@@ -3823,7 +3766,6 @@
         <w:rPr>
           <w:rFonts w:ascii="Arial;Helvetica;Verdana;sans-se" w:hAnsi="Arial;Helvetica;Verdana;sans-se"/>
           <w:b/>
-          <w:b/>
           <w:bCs/>
           <w:color w:val="000000"/>
           <w:sz w:val="17"/>
@@ -3853,7 +3795,7 @@
     </w:p>
     <w:p>
       <w:pPr>
-        <w:pStyle w:val="TextBody"/>
+        <w:pStyle w:val="BodyText"/>
         <w:numPr>
           <w:ilvl w:val="0"/>
           <w:numId w:val="4"/>
@@ -3863,7 +3805,6 @@
         <w:rPr>
           <w:rFonts w:ascii="Arial;Helvetica;Verdana;sans-se" w:hAnsi="Arial;Helvetica;Verdana;sans-se"/>
           <w:b/>
-          <w:b/>
           <w:bCs/>
           <w:color w:val="000000"/>
           <w:sz w:val="17"/>
@@ -3893,7 +3834,7 @@
     </w:p>
     <w:p>
       <w:pPr>
-        <w:pStyle w:val="TextBody"/>
+        <w:pStyle w:val="BodyText"/>
         <w:numPr>
           <w:ilvl w:val="0"/>
           <w:numId w:val="4"/>
@@ -3903,7 +3844,6 @@
         <w:rPr>
           <w:rFonts w:ascii="Arial;Helvetica;Verdana;sans-se" w:hAnsi="Arial;Helvetica;Verdana;sans-se"/>
           <w:b/>
-          <w:b/>
           <w:bCs/>
           <w:color w:val="000000"/>
           <w:sz w:val="17"/>
@@ -3933,7 +3873,7 @@
     </w:p>
     <w:p>
       <w:pPr>
-        <w:pStyle w:val="TextBody"/>
+        <w:pStyle w:val="BodyText"/>
         <w:numPr>
           <w:ilvl w:val="0"/>
           <w:numId w:val="4"/>
@@ -3987,7 +3927,7 @@
     </w:p>
     <w:p>
       <w:pPr>
-        <w:pStyle w:val="TextBody"/>
+        <w:pStyle w:val="BodyText"/>
         <w:numPr>
           <w:ilvl w:val="0"/>
           <w:numId w:val="4"/>
@@ -4041,7 +3981,7 @@
     </w:p>
     <w:p>
       <w:pPr>
-        <w:pStyle w:val="TextBody"/>
+        <w:pStyle w:val="BodyText"/>
         <w:numPr>
           <w:ilvl w:val="0"/>
           <w:numId w:val="4"/>
@@ -4095,7 +4035,7 @@
     </w:p>
     <w:p>
       <w:pPr>
-        <w:pStyle w:val="TextBody"/>
+        <w:pStyle w:val="BodyText"/>
         <w:numPr>
           <w:ilvl w:val="0"/>
           <w:numId w:val="4"/>
@@ -4105,7 +4045,6 @@
         <w:rPr>
           <w:rFonts w:ascii="Arial;Helvetica;Verdana;sans-se" w:hAnsi="Arial;Helvetica;Verdana;sans-se"/>
           <w:b/>
-          <w:b/>
           <w:bCs/>
           <w:color w:val="000000"/>
           <w:sz w:val="17"/>
@@ -4135,7 +4074,7 @@
     </w:p>
     <w:p>
       <w:pPr>
-        <w:pStyle w:val="TextBody"/>
+        <w:pStyle w:val="BodyText"/>
         <w:numPr>
           <w:ilvl w:val="0"/>
           <w:numId w:val="4"/>
@@ -4145,7 +4084,6 @@
         <w:rPr>
           <w:rFonts w:ascii="Arial;Helvetica;Verdana;sans-se" w:hAnsi="Arial;Helvetica;Verdana;sans-se"/>
           <w:b/>
-          <w:b/>
           <w:bCs/>
           <w:color w:val="000000"/>
           <w:sz w:val="17"/>
@@ -4175,7 +4113,7 @@
     </w:p>
     <w:p>
       <w:pPr>
-        <w:pStyle w:val="TextBody"/>
+        <w:pStyle w:val="BodyText"/>
         <w:numPr>
           <w:ilvl w:val="0"/>
           <w:numId w:val="4"/>
@@ -4229,7 +4167,7 @@
     </w:p>
     <w:p>
       <w:pPr>
-        <w:pStyle w:val="TextBody"/>
+        <w:pStyle w:val="BodyText"/>
         <w:numPr>
           <w:ilvl w:val="0"/>
           <w:numId w:val="4"/>
@@ -4283,7 +4221,7 @@
     </w:p>
     <w:p>
       <w:pPr>
-        <w:pStyle w:val="TextBody"/>
+        <w:pStyle w:val="BodyText"/>
         <w:numPr>
           <w:ilvl w:val="0"/>
           <w:numId w:val="4"/>
@@ -4337,7 +4275,7 @@
     </w:p>
     <w:p>
       <w:pPr>
-        <w:pStyle w:val="TextBody"/>
+        <w:pStyle w:val="BodyText"/>
         <w:numPr>
           <w:ilvl w:val="0"/>
           <w:numId w:val="4"/>
@@ -4391,7 +4329,7 @@
     </w:p>
     <w:p>
       <w:pPr>
-        <w:pStyle w:val="TextBody"/>
+        <w:pStyle w:val="BodyText"/>
         <w:numPr>
           <w:ilvl w:val="0"/>
           <w:numId w:val="4"/>
@@ -4423,7 +4361,7 @@
     </w:p>
     <w:p>
       <w:pPr>
-        <w:pStyle w:val="TextBody"/>
+        <w:pStyle w:val="BodyText"/>
         <w:numPr>
           <w:ilvl w:val="0"/>
           <w:numId w:val="4"/>
@@ -4431,7 +4369,6 @@
         <w:shd w:val="clear" w:color="auto" w:fill="FFFFFF"/>
         <w:spacing w:before="0" w:after="0"/>
         <w:rPr>
-          <w:b/>
           <w:b/>
           <w:bCs/>
         </w:rPr>
@@ -5829,7 +5766,7 @@
     </w:rPr>
   </w:style>
   <w:style w:type="paragraph" w:styleId="Heading2">
-    <w:name w:val="Heading 2"/>
+    <w:name w:val="heading 2"/>
     <w:basedOn w:val="Heading"/>
     <w:uiPriority w:val="9"/>
     <w:unhideWhenUsed/>
@@ -5872,14 +5809,14 @@
       <w:szCs w:val="17"/>
     </w:rPr>
   </w:style>
-  <w:style w:type="character" w:styleId="InternetLink" w:customStyle="1">
+  <w:style w:type="character" w:styleId="Hyperlink" w:customStyle="1">
     <w:name w:val="Hyperlink"/>
     <w:rPr>
       <w:color w:val="000080"/>
       <w:u w:val="single"/>
     </w:rPr>
   </w:style>
-  <w:style w:type="character" w:styleId="Annotationreference">
+  <w:style w:type="character" w:styleId="CommentReference">
     <w:name w:val="annotation reference"/>
     <w:basedOn w:val="DefaultParagraphFont"/>
     <w:uiPriority w:val="99"/>
@@ -5923,7 +5860,7 @@
   <w:style w:type="paragraph" w:styleId="Heading" w:customStyle="1">
     <w:name w:val="Heading"/>
     <w:basedOn w:val="Normal"/>
-    <w:next w:val="TextBody"/>
+    <w:next w:val="BodyText"/>
     <w:qFormat/>
     <w:pPr>
       <w:keepNext w:val="true"/>
@@ -5935,7 +5872,7 @@
       <w:szCs w:val="28"/>
     </w:rPr>
   </w:style>
-  <w:style w:type="paragraph" w:styleId="TextBody">
+  <w:style w:type="paragraph" w:styleId="BodyText">
     <w:name w:val="Body Text"/>
     <w:basedOn w:val="Normal"/>
     <w:pPr>
@@ -5945,35 +5882,11 @@
   </w:style>
   <w:style w:type="paragraph" w:styleId="List">
     <w:name w:val="List"/>
-    <w:basedOn w:val="TextBody"/>
+    <w:basedOn w:val="BodyText"/>
     <w:pPr/>
     <w:rPr/>
   </w:style>
   <w:style w:type="paragraph" w:styleId="Caption">
-    <w:name w:val="Caption"/>
-    <w:basedOn w:val="Normal"/>
-    <w:qFormat/>
-    <w:pPr>
-      <w:suppressLineNumbers/>
-      <w:spacing w:before="120" w:after="120"/>
-    </w:pPr>
-    <w:rPr>
-      <w:i/>
-      <w:iCs/>
-      <w:sz w:val="24"/>
-      <w:szCs w:val="24"/>
-    </w:rPr>
-  </w:style>
-  <w:style w:type="paragraph" w:styleId="Index" w:customStyle="1">
-    <w:name w:val="Index"/>
-    <w:basedOn w:val="Normal"/>
-    <w:qFormat/>
-    <w:pPr>
-      <w:suppressLineNumbers/>
-    </w:pPr>
-    <w:rPr/>
-  </w:style>
-  <w:style w:type="paragraph" w:styleId="Caption1">
     <w:name w:val="caption"/>
     <w:basedOn w:val="Normal"/>
     <w:qFormat/>
@@ -5986,7 +5899,16 @@
       <w:iCs/>
     </w:rPr>
   </w:style>
-  <w:style w:type="paragraph" w:styleId="Annotationtext">
+  <w:style w:type="paragraph" w:styleId="Index" w:customStyle="1">
+    <w:name w:val="Index"/>
+    <w:basedOn w:val="Normal"/>
+    <w:qFormat/>
+    <w:pPr>
+      <w:suppressLineNumbers/>
+    </w:pPr>
+    <w:rPr/>
+  </w:style>
+  <w:style w:type="paragraph" w:styleId="CommentText">
     <w:name w:val="annotation text"/>
     <w:basedOn w:val="Normal"/>
     <w:link w:val="CommentTextChar"/>
@@ -6002,9 +5924,9 @@
       <w:szCs w:val="18"/>
     </w:rPr>
   </w:style>
-  <w:style w:type="paragraph" w:styleId="Annotationsubject">
+  <w:style w:type="paragraph" w:styleId="annotationsubject">
     <w:name w:val="annotation subject"/>
-    <w:basedOn w:val="Annotationtext"/>
+    <w:basedOn w:val="CommentText"/>
     <w:link w:val="CommentSubjectChar"/>
     <w:uiPriority w:val="99"/>
     <w:semiHidden/>
@@ -6042,195 +5964,97 @@
 </file>
 
 <file path=word/theme/theme1.xml><?xml version="1.0" encoding="utf-8"?>
-<a:theme xmlns:a="http://schemas.openxmlformats.org/drawingml/2006/main" name="Office Theme">
+<a:theme xmlns:a="http://schemas.openxmlformats.org/drawingml/2006/main" xmlns:r="http://schemas.openxmlformats.org/officeDocument/2006/relationships" name="Office Theme">
   <a:themeElements>
     <a:clrScheme name="Office">
       <a:dk1>
-        <a:sysClr val="windowText" lastClr="000000"/>
+        <a:srgbClr val="000000"/>
       </a:dk1>
       <a:lt1>
-        <a:sysClr val="window" lastClr="FFFFFF"/>
+        <a:srgbClr val="ffffff"/>
       </a:lt1>
       <a:dk2>
-        <a:srgbClr val="44546A"/>
+        <a:srgbClr val="44546a"/>
       </a:dk2>
       <a:lt2>
-        <a:srgbClr val="E7E6E6"/>
+        <a:srgbClr val="e7e6e6"/>
       </a:lt2>
       <a:accent1>
-        <a:srgbClr val="4472C4"/>
+        <a:srgbClr val="4472c4"/>
       </a:accent1>
       <a:accent2>
-        <a:srgbClr val="ED7D31"/>
+        <a:srgbClr val="ed7d31"/>
       </a:accent2>
       <a:accent3>
-        <a:srgbClr val="A5A5A5"/>
+        <a:srgbClr val="a5a5a5"/>
       </a:accent3>
       <a:accent4>
-        <a:srgbClr val="FFC000"/>
+        <a:srgbClr val="ffc000"/>
       </a:accent4>
       <a:accent5>
-        <a:srgbClr val="5B9BD5"/>
+        <a:srgbClr val="5b9bd5"/>
       </a:accent5>
       <a:accent6>
-        <a:srgbClr val="70AD47"/>
+        <a:srgbClr val="70ad47"/>
       </a:accent6>
       <a:hlink>
-        <a:srgbClr val="0563C1"/>
+        <a:srgbClr val="0563c1"/>
       </a:hlink>
       <a:folHlink>
-        <a:srgbClr val="954F72"/>
+        <a:srgbClr val="954f72"/>
       </a:folHlink>
     </a:clrScheme>
     <a:fontScheme name="Office">
       <a:majorFont>
-        <a:latin typeface="Calibri Light" panose="020F0302020204030204"/>
+        <a:latin typeface="Calibri Light" panose="020F0302020204030204" pitchFamily="0" charset="1"/>
         <a:ea typeface=""/>
         <a:cs typeface=""/>
-        <a:font script="Jpan" typeface="游ゴシック Light"/>
-        <a:font script="Hang" typeface="맑은 고딕"/>
-        <a:font script="Hans" typeface="等线 Light"/>
-        <a:font script="Hant" typeface="新細明體"/>
-        <a:font script="Arab" typeface="Times New Roman"/>
-        <a:font script="Hebr" typeface="Times New Roman"/>
-        <a:font script="Thai" typeface="Angsana New"/>
-        <a:font script="Ethi" typeface="Nyala"/>
-        <a:font script="Beng" typeface="Vrinda"/>
-        <a:font script="Gujr" typeface="Shruti"/>
-        <a:font script="Khmr" typeface="MoolBoran"/>
-        <a:font script="Knda" typeface="Tunga"/>
-        <a:font script="Guru" typeface="Raavi"/>
-        <a:font script="Cans" typeface="Euphemia"/>
-        <a:font script="Cher" typeface="Plantagenet Cherokee"/>
-        <a:font script="Yiii" typeface="Microsoft Yi Baiti"/>
-        <a:font script="Tibt" typeface="Microsoft Himalaya"/>
-        <a:font script="Thaa" typeface="MV Boli"/>
-        <a:font script="Deva" typeface="Mangal"/>
-        <a:font script="Telu" typeface="Gautami"/>
-        <a:font script="Taml" typeface="Latha"/>
-        <a:font script="Syrc" typeface="Estrangelo Edessa"/>
-        <a:font script="Orya" typeface="Kalinga"/>
-        <a:font script="Mlym" typeface="Kartika"/>
-        <a:font script="Laoo" typeface="DokChampa"/>
-        <a:font script="Sinh" typeface="Iskoola Pota"/>
-        <a:font script="Mong" typeface="Mongolian Baiti"/>
-        <a:font script="Viet" typeface="Times New Roman"/>
-        <a:font script="Uigh" typeface="Microsoft Uighur"/>
-        <a:font script="Geor" typeface="Sylfaen"/>
-        <a:font script="Armn" typeface="Arial"/>
-        <a:font script="Bugi" typeface="Leelawadee UI"/>
-        <a:font script="Bopo" typeface="Microsoft JhengHei"/>
-        <a:font script="Java" typeface="Javanese Text"/>
-        <a:font script="Lisu" typeface="Segoe UI"/>
-        <a:font script="Mymr" typeface="Myanmar Text"/>
-        <a:font script="Nkoo" typeface="Ebrima"/>
-        <a:font script="Olck" typeface="Nirmala UI"/>
-        <a:font script="Osma" typeface="Ebrima"/>
-        <a:font script="Phag" typeface="Phagspa"/>
-        <a:font script="Syrn" typeface="Estrangelo Edessa"/>
-        <a:font script="Syrj" typeface="Estrangelo Edessa"/>
-        <a:font script="Syre" typeface="Estrangelo Edessa"/>
-        <a:font script="Sora" typeface="Nirmala UI"/>
-        <a:font script="Tale" typeface="Microsoft Tai Le"/>
-        <a:font script="Talu" typeface="Microsoft New Tai Lue"/>
-        <a:font script="Tfng" typeface="Ebrima"/>
       </a:majorFont>
       <a:minorFont>
-        <a:latin typeface="Calibri" panose="020F0502020204030204"/>
+        <a:latin typeface="Calibri" panose="020F0502020204030204" pitchFamily="0" charset="1"/>
         <a:ea typeface=""/>
         <a:cs typeface=""/>
-        <a:font script="Jpan" typeface="游明朝"/>
-        <a:font script="Hang" typeface="맑은 고딕"/>
-        <a:font script="Hans" typeface="等线"/>
-        <a:font script="Hant" typeface="新細明體"/>
-        <a:font script="Arab" typeface="Arial"/>
-        <a:font script="Hebr" typeface="Arial"/>
-        <a:font script="Thai" typeface="Cordia New"/>
-        <a:font script="Ethi" typeface="Nyala"/>
-        <a:font script="Beng" typeface="Vrinda"/>
-        <a:font script="Gujr" typeface="Shruti"/>
-        <a:font script="Khmr" typeface="DaunPenh"/>
-        <a:font script="Knda" typeface="Tunga"/>
-        <a:font script="Guru" typeface="Raavi"/>
-        <a:font script="Cans" typeface="Euphemia"/>
-        <a:font script="Cher" typeface="Plantagenet Cherokee"/>
-        <a:font script="Yiii" typeface="Microsoft Yi Baiti"/>
-        <a:font script="Tibt" typeface="Microsoft Himalaya"/>
-        <a:font script="Thaa" typeface="MV Boli"/>
-        <a:font script="Deva" typeface="Mangal"/>
-        <a:font script="Telu" typeface="Gautami"/>
-        <a:font script="Taml" typeface="Latha"/>
-        <a:font script="Syrc" typeface="Estrangelo Edessa"/>
-        <a:font script="Orya" typeface="Kalinga"/>
-        <a:font script="Mlym" typeface="Kartika"/>
-        <a:font script="Laoo" typeface="DokChampa"/>
-        <a:font script="Sinh" typeface="Iskoola Pota"/>
-        <a:font script="Mong" typeface="Mongolian Baiti"/>
-        <a:font script="Viet" typeface="Arial"/>
-        <a:font script="Uigh" typeface="Microsoft Uighur"/>
-        <a:font script="Geor" typeface="Sylfaen"/>
-        <a:font script="Armn" typeface="Arial"/>
-        <a:font script="Bugi" typeface="Leelawadee UI"/>
-        <a:font script="Bopo" typeface="Microsoft JhengHei"/>
-        <a:font script="Java" typeface="Javanese Text"/>
-        <a:font script="Lisu" typeface="Segoe UI"/>
-        <a:font script="Mymr" typeface="Myanmar Text"/>
-        <a:font script="Nkoo" typeface="Ebrima"/>
-        <a:font script="Olck" typeface="Nirmala UI"/>
-        <a:font script="Osma" typeface="Ebrima"/>
-        <a:font script="Phag" typeface="Phagspa"/>
-        <a:font script="Syrn" typeface="Estrangelo Edessa"/>
-        <a:font script="Syrj" typeface="Estrangelo Edessa"/>
-        <a:font script="Syre" typeface="Estrangelo Edessa"/>
-        <a:font script="Sora" typeface="Nirmala UI"/>
-        <a:font script="Tale" typeface="Microsoft Tai Le"/>
-        <a:font script="Talu" typeface="Microsoft New Tai Lue"/>
-        <a:font script="Tfng" typeface="Ebrima"/>
       </a:minorFont>
     </a:fontScheme>
-    <a:fmtScheme name="Office">
+    <a:fmtScheme>
       <a:fillStyleLst>
         <a:solidFill>
           <a:schemeClr val="phClr"/>
         </a:solidFill>
-        <a:gradFill rotWithShape="1">
+        <a:gradFill>
           <a:gsLst>
             <a:gs pos="0">
               <a:schemeClr val="phClr">
                 <a:lumMod val="110000"/>
-                <a:satMod val="105000"/>
                 <a:tint val="67000"/>
               </a:schemeClr>
             </a:gs>
             <a:gs pos="50000">
               <a:schemeClr val="phClr">
                 <a:lumMod val="105000"/>
-                <a:satMod val="103000"/>
                 <a:tint val="73000"/>
               </a:schemeClr>
             </a:gs>
             <a:gs pos="100000">
               <a:schemeClr val="phClr">
                 <a:lumMod val="105000"/>
-                <a:satMod val="109000"/>
                 <a:tint val="81000"/>
               </a:schemeClr>
             </a:gs>
           </a:gsLst>
           <a:lin ang="5400000" scaled="0"/>
+          <a:tileRect l="0" t="0" r="0" b="0"/>
         </a:gradFill>
-        <a:gradFill rotWithShape="1">
+        <a:gradFill>
           <a:gsLst>
             <a:gs pos="0">
               <a:schemeClr val="phClr">
-                <a:satMod val="103000"/>
                 <a:lumMod val="102000"/>
                 <a:tint val="94000"/>
               </a:schemeClr>
             </a:gs>
             <a:gs pos="50000">
               <a:schemeClr val="phClr">
-                <a:satMod val="110000"/>
                 <a:lumMod val="100000"/>
                 <a:shade val="100000"/>
               </a:schemeClr>
@@ -6238,33 +6062,24 @@
             <a:gs pos="100000">
               <a:schemeClr val="phClr">
                 <a:lumMod val="99000"/>
-                <a:satMod val="120000"/>
                 <a:shade val="78000"/>
               </a:schemeClr>
             </a:gs>
           </a:gsLst>
           <a:lin ang="5400000" scaled="0"/>
+          <a:tileRect l="0" t="0" r="0" b="0"/>
         </a:gradFill>
       </a:fillStyleLst>
       <a:lnStyleLst>
         <a:ln w="6350" cap="flat" cmpd="sng" algn="ctr">
-          <a:solidFill>
-            <a:schemeClr val="phClr"/>
-          </a:solidFill>
           <a:prstDash val="solid"/>
           <a:miter lim="800000"/>
         </a:ln>
         <a:ln w="12700" cap="flat" cmpd="sng" algn="ctr">
-          <a:solidFill>
-            <a:schemeClr val="phClr"/>
-          </a:solidFill>
           <a:prstDash val="solid"/>
           <a:miter lim="800000"/>
         </a:ln>
         <a:ln w="19050" cap="flat" cmpd="sng" algn="ctr">
-          <a:solidFill>
-            <a:schemeClr val="phClr"/>
-          </a:solidFill>
           <a:prstDash val="solid"/>
           <a:miter lim="800000"/>
         </a:ln>
@@ -6277,13 +6092,7 @@
           <a:effectLst/>
         </a:effectStyle>
         <a:effectStyle>
-          <a:effectLst>
-            <a:outerShdw blurRad="57150" dist="19050" dir="5400000" algn="ctr" rotWithShape="0">
-              <a:srgbClr val="000000">
-                <a:alpha val="63000"/>
-              </a:srgbClr>
-            </a:outerShdw>
-          </a:effectLst>
+          <a:effectLst/>
         </a:effectStyle>
       </a:effectStyleLst>
       <a:bgFillStyleLst>
@@ -6293,15 +6102,13 @@
         <a:solidFill>
           <a:schemeClr val="phClr">
             <a:tint val="95000"/>
-            <a:satMod val="170000"/>
           </a:schemeClr>
         </a:solidFill>
-        <a:gradFill rotWithShape="1">
+        <a:gradFill>
           <a:gsLst>
             <a:gs pos="0">
               <a:schemeClr val="phClr">
                 <a:tint val="93000"/>
-                <a:satMod val="150000"/>
                 <a:shade val="98000"/>
                 <a:lumMod val="102000"/>
               </a:schemeClr>
@@ -6309,7 +6116,6 @@
             <a:gs pos="50000">
               <a:schemeClr val="phClr">
                 <a:tint val="98000"/>
-                <a:satMod val="130000"/>
                 <a:shade val="90000"/>
                 <a:lumMod val="103000"/>
               </a:schemeClr>
@@ -6317,21 +6123,14 @@
             <a:gs pos="100000">
               <a:schemeClr val="phClr">
                 <a:shade val="63000"/>
-                <a:satMod val="120000"/>
               </a:schemeClr>
             </a:gs>
           </a:gsLst>
           <a:lin ang="5400000" scaled="0"/>
+          <a:tileRect l="0" t="0" r="0" b="0"/>
         </a:gradFill>
       </a:bgFillStyleLst>
     </a:fmtScheme>
   </a:themeElements>
-  <a:objectDefaults/>
-  <a:extraClrSchemeLst/>
-  <a:extLst>
-    <a:ext uri="{05A4C25C-085E-4340-85A3-A5531E510DB2}">
-      <thm15:themeFamily xmlns:thm15="http://schemas.microsoft.com/office/thememl/2012/main" name="Office Theme" id="{62F939B6-93AF-4DB8-9C6B-D6C7DFDC589F}" vid="{4A3C46E8-61CC-4603-A589-7422A47A8E4A}"/>
-    </a:ext>
-  </a:extLst>
 </a:theme>
 </file>